--- a/documents/Nissan_Diagram.docx
+++ b/documents/Nissan_Diagram.docx
@@ -1,6 +1,6 @@
 
 <file path=word/document.xml><?xml version="1.0" encoding="utf-8"?>
-<w:document xmlns:wpc="http://schemas.microsoft.com/office/word/2010/wordprocessingCanvas" xmlns:cx="http://schemas.microsoft.com/office/drawing/2014/chartex" xmlns:cx1="http://schemas.microsoft.com/office/drawing/2015/9/8/chartex" xmlns:cx2="http://schemas.microsoft.com/office/drawing/2015/10/21/chartex" xmlns:cx3="http://schemas.microsoft.com/office/drawing/2016/5/9/chartex" xmlns:cx4="http://schemas.microsoft.com/office/drawing/2016/5/10/chartex" xmlns:cx5="http://schemas.microsoft.com/office/drawing/2016/5/11/chartex" xmlns:cx6="http://schemas.microsoft.com/office/drawing/2016/5/12/chartex" xmlns:cx7="http://schemas.microsoft.com/office/drawing/2016/5/13/chartex" xmlns:cx8="http://schemas.microsoft.com/office/drawing/2016/5/14/chartex" xmlns:mc="http://schemas.openxmlformats.org/markup-compatibility/2006" xmlns:aink="http://schemas.microsoft.com/office/drawing/2016/ink" xmlns:am3d="http://schemas.microsoft.com/office/drawing/2017/model3d" xmlns:o="urn:schemas-microsoft-com:office:office" xmlns:r="http://schemas.openxmlformats.org/officeDocument/2006/relationships" xmlns:m="http://schemas.openxmlformats.org/officeDocument/2006/math" xmlns:v="urn:schemas-microsoft-com:vml" xmlns:wp14="http://schemas.microsoft.com/office/word/2010/wordprocessingDrawing" xmlns:wp="http://schemas.openxmlformats.org/drawingml/2006/wordprocessingDrawing" xmlns:w10="urn:schemas-microsoft-com:office:word" xmlns:w="http://schemas.openxmlformats.org/wordprocessingml/2006/main" xmlns:w14="http://schemas.microsoft.com/office/word/2010/wordml" xmlns:w15="http://schemas.microsoft.com/office/word/2012/wordml" xmlns:w16cid="http://schemas.microsoft.com/office/word/2016/wordml/cid" xmlns:w16se="http://schemas.microsoft.com/office/word/2015/wordml/symex" xmlns:wpg="http://schemas.microsoft.com/office/word/2010/wordprocessingGroup" xmlns:wpi="http://schemas.microsoft.com/office/word/2010/wordprocessingInk" xmlns:wne="http://schemas.microsoft.com/office/word/2006/wordml" xmlns:wps="http://schemas.microsoft.com/office/word/2010/wordprocessingShape" mc:Ignorable="w14 w15 w16se w16cid wp14">
+<w:document xmlns:wpc="http://schemas.microsoft.com/office/word/2010/wordprocessingCanvas" xmlns:cx="http://schemas.microsoft.com/office/drawing/2014/chartex" xmlns:cx1="http://schemas.microsoft.com/office/drawing/2015/9/8/chartex" xmlns:cx2="http://schemas.microsoft.com/office/drawing/2015/10/21/chartex" xmlns:cx3="http://schemas.microsoft.com/office/drawing/2016/5/9/chartex" xmlns:cx4="http://schemas.microsoft.com/office/drawing/2016/5/10/chartex" xmlns:cx5="http://schemas.microsoft.com/office/drawing/2016/5/11/chartex" xmlns:cx6="http://schemas.microsoft.com/office/drawing/2016/5/12/chartex" xmlns:cx7="http://schemas.microsoft.com/office/drawing/2016/5/13/chartex" xmlns:cx8="http://schemas.microsoft.com/office/drawing/2016/5/14/chartex" xmlns:mc="http://schemas.openxmlformats.org/markup-compatibility/2006" xmlns:aink="http://schemas.microsoft.com/office/drawing/2016/ink" xmlns:am3d="http://schemas.microsoft.com/office/drawing/2017/model3d" xmlns:o="urn:schemas-microsoft-com:office:office" xmlns:oel="http://schemas.microsoft.com/office/2019/extlst" xmlns:r="http://schemas.openxmlformats.org/officeDocument/2006/relationships" xmlns:m="http://schemas.openxmlformats.org/officeDocument/2006/math" xmlns:v="urn:schemas-microsoft-com:vml" xmlns:wp14="http://schemas.microsoft.com/office/word/2010/wordprocessingDrawing" xmlns:wp="http://schemas.openxmlformats.org/drawingml/2006/wordprocessingDrawing" xmlns:w10="urn:schemas-microsoft-com:office:word" xmlns:w="http://schemas.openxmlformats.org/wordprocessingml/2006/main" xmlns:w14="http://schemas.microsoft.com/office/word/2010/wordml" xmlns:w15="http://schemas.microsoft.com/office/word/2012/wordml" xmlns:w16cex="http://schemas.microsoft.com/office/word/2018/wordml/cex" xmlns:w16cid="http://schemas.microsoft.com/office/word/2016/wordml/cid" xmlns:w16="http://schemas.microsoft.com/office/word/2018/wordml" xmlns:w16sdtdh="http://schemas.microsoft.com/office/word/2020/wordml/sdtdatahash" xmlns:w16se="http://schemas.microsoft.com/office/word/2015/wordml/symex" xmlns:wpg="http://schemas.microsoft.com/office/word/2010/wordprocessingGroup" xmlns:wpi="http://schemas.microsoft.com/office/word/2010/wordprocessingInk" xmlns:wne="http://schemas.microsoft.com/office/word/2006/wordml" xmlns:wps="http://schemas.microsoft.com/office/word/2010/wordprocessingShape" mc:Ignorable="w14 w15 w16se w16cid w16 w16cex w16sdtdh wp14">
   <w:body>
     <w:p>
       <w:pPr>
@@ -61,7 +61,6 @@
           <w:docPartUnique/>
         </w:docPartObj>
       </w:sdtPr>
-      <w:sdtEndPr/>
       <w:sdtContent>
         <w:p>
           <w:pPr>
@@ -175,13 +174,7 @@
               <w:rPr>
                 <w:color w:val="000000"/>
               </w:rPr>
-              <w:t>III. Activity Diagram - Launch interface and health ch</w:t>
-            </w:r>
-            <w:r>
-              <w:rPr>
-                <w:color w:val="000000"/>
-              </w:rPr>
-              <w:t>eck</w:t>
+              <w:t>III. Activity Diagram - Launch interface and health check</w:t>
             </w:r>
             <w:r>
               <w:rPr>
@@ -265,13 +258,7 @@
               <w:rPr>
                 <w:color w:val="000000"/>
               </w:rPr>
-              <w:t>B. Sequence diagram of Vehicle’s ROS node</w:t>
-            </w:r>
-            <w:r>
-              <w:rPr>
-                <w:color w:val="000000"/>
-              </w:rPr>
-              <w:t>s synchronization process</w:t>
+              <w:t>B. Sequence diagram of Vehicle’s ROS nodes synchronization process</w:t>
             </w:r>
             <w:r>
               <w:rPr>
@@ -623,36 +610,14 @@
         <w:jc w:val="both"/>
       </w:pPr>
       <w:r>
-        <w:t>The user initiates the car agent application by executing a compiled package file (for example Nissan_AV_Agent-0.0.</w:t>
-      </w:r>
-      <w:proofErr w:type="gramStart"/>
-      <w:r>
-        <w:t>1.AppImage</w:t>
-      </w:r>
-      <w:proofErr w:type="gramEnd"/>
-      <w:r>
-        <w:t xml:space="preserve">)  in the Ubuntu Terminal window. </w:t>
+        <w:t xml:space="preserve">The user initiates the car agent application by executing a compiled package file (for example Nissan_AV_Agent-0.0.1.AppImage)  in the Ubuntu Terminal window. </w:t>
       </w:r>
       <w:commentRangeStart w:id="10"/>
       <w:r>
         <w:rPr>
           <w:color w:val="FF0000"/>
         </w:rPr>
-        <w:t xml:space="preserve">Consider if we can deploy a package or </w:t>
-      </w:r>
-      <w:proofErr w:type="gramStart"/>
-      <w:r>
-        <w:rPr>
-          <w:color w:val="FF0000"/>
-        </w:rPr>
-        <w:t>do</w:t>
-      </w:r>
-      <w:proofErr w:type="gramEnd"/>
-      <w:r>
-        <w:rPr>
-          <w:color w:val="FF0000"/>
-        </w:rPr>
-        <w:t xml:space="preserve"> we compile on AV today and figure out the delivery</w:t>
+        <w:t>Consider if we can deploy a package or do we compile on AV today and figure out the delivery</w:t>
       </w:r>
       <w:commentRangeEnd w:id="10"/>
       <w:r>
@@ -700,10 +665,7 @@
         <w:jc w:val="both"/>
       </w:pPr>
       <w:r>
-        <w:t>Upon clicking the subm</w:t>
-      </w:r>
-      <w:r>
-        <w:t xml:space="preserve">it button to initiate the registration process, the agent application establishes a connection with the server via port 3000. The agent generates an identity key, which is unique to the server, behind the scenes. This key is stored locally in </w:t>
+        <w:t xml:space="preserve">Upon clicking the submit button to initiate the registration process, the agent application establishes a connection with the server via port 3000. The agent generates an identity key, which is unique to the server, behind the scenes. This key is stored locally in </w:t>
       </w:r>
       <w:r>
         <w:rPr>
@@ -718,14 +680,7 @@
           <w:color w:val="D1D2D3"/>
           <w:shd w:val="clear" w:color="auto" w:fill="1A1D21"/>
         </w:rPr>
-        <w:t>nrc</w:t>
-      </w:r>
-      <w:r>
-        <w:rPr>
-          <w:color w:val="D1D2D3"/>
-          <w:shd w:val="clear" w:color="auto" w:fill="1A1D21"/>
-        </w:rPr>
-        <w:t>_av_agent</w:t>
+        <w:t>nrc_av_agent</w:t>
       </w:r>
       <w:proofErr w:type="spellEnd"/>
       <w:r>
@@ -744,10 +699,7 @@
         <w:jc w:val="both"/>
       </w:pPr>
       <w:r>
-        <w:t>Note that once the registration process is complet</w:t>
-      </w:r>
-      <w:r>
-        <w:t>ed, next launching an agent will automatically establish a connection with the server via port 3000</w:t>
+        <w:t>Note that once the registration process is completed, next launching an agent will automatically establish a connection with the server via port 3000</w:t>
       </w:r>
     </w:p>
     <w:p>
@@ -766,10 +718,7 @@
         <w:jc w:val="both"/>
       </w:pPr>
       <w:r>
-        <w:t>The agent records the necessary information and awaits approval, which will be stored in the Postgres database on the server. The agent maintains its conne</w:t>
-      </w:r>
-      <w:r>
-        <w:t>ction to socket.io on the server and remains in a waiting state for an approval response.</w:t>
+        <w:t>The agent records the necessary information and awaits approval, which will be stored in the Postgres database on the server. The agent maintains its connection to socket.io on the server and remains in a waiting state for an approval response.</w:t>
       </w:r>
     </w:p>
     <w:p>
@@ -828,10 +777,7 @@
       <w:bookmarkStart w:id="11" w:name="_dkxaq4an3l82" w:colFirst="0" w:colLast="0"/>
       <w:bookmarkEnd w:id="11"/>
       <w:r>
-        <w:t>Activity Diagram - Launc</w:t>
-      </w:r>
-      <w:r>
-        <w:t>h interface and health check</w:t>
+        <w:t>Activity Diagram - Launch interface and health check</w:t>
       </w:r>
     </w:p>
     <w:p>
@@ -911,10 +857,7 @@
         <w:jc w:val="both"/>
       </w:pPr>
       <w:r>
-        <w:t>The Web application allows users to log in using credentials stored in a PostgreSQL database. The backend handles the authorization process by verifying the input credentials against the database. If the credentials match, the backend generates an authoriz</w:t>
-      </w:r>
-      <w:r>
-        <w:t>ation token and sends it to the Web UI (frontend).</w:t>
+        <w:t>The Web application allows users to log in using credentials stored in a PostgreSQL database. The backend handles the authorization process by verifying the input credentials against the database. If the credentials match, the backend generates an authorization token and sends it to the Web UI (frontend).</w:t>
       </w:r>
     </w:p>
     <w:p>
@@ -944,10 +887,7 @@
         <w:jc w:val="both"/>
       </w:pPr>
       <w:r>
-        <w:t xml:space="preserve">Users can </w:t>
-      </w:r>
-      <w:r>
-        <w:t>select a car from the list.</w:t>
+        <w:t>Users can select a car from the list.</w:t>
       </w:r>
     </w:p>
     <w:p>
@@ -983,10 +923,7 @@
         <w:jc w:val="both"/>
       </w:pPr>
       <w:r>
-        <w:t>The user can then select and execu</w:t>
-      </w:r>
-      <w:r>
-        <w:t>te an assigned interface</w:t>
+        <w:t>The user can then select and execute an assigned interface</w:t>
       </w:r>
     </w:p>
     <w:p>
@@ -1022,10 +959,7 @@
         <w:jc w:val="both"/>
       </w:pPr>
       <w:r>
-        <w:t>The backend communicates with the agent application of the selected car using its id</w:t>
-      </w:r>
-      <w:r>
-        <w:t xml:space="preserve">entity key to execute the interface. </w:t>
+        <w:t xml:space="preserve">The backend communicates with the agent application of the selected car using its identity key to execute the interface. </w:t>
       </w:r>
       <w:commentRangeStart w:id="12"/>
       <w:commentRangeStart w:id="13"/>
@@ -1075,10 +1009,7 @@
         <w:jc w:val="both"/>
       </w:pPr>
       <w:r>
-        <w:t xml:space="preserve">The backend then requests the agent application to </w:t>
-      </w:r>
-      <w:r>
-        <w:t>provide the status of each component in the list of machines, sensors, algorithms, and destinations.</w:t>
+        <w:t>The backend then requests the agent application to provide the status of each component in the list of machines, sensors, algorithms, and destinations.</w:t>
       </w:r>
     </w:p>
     <w:p>
@@ -1096,10 +1027,7 @@
         <w:jc w:val="both"/>
       </w:pPr>
       <w:r>
-        <w:t xml:space="preserve">The backend streams the status of the components to the web UI, which displays the status of each component. The commands are represented as buttons that </w:t>
-      </w:r>
-      <w:r>
-        <w:t>the user can click to initiate a single command or a group of commands at the agent application.</w:t>
+        <w:t>The backend streams the status of the components to the web UI, which displays the status of each component. The commands are represented as buttons that the user can click to initiate a single command or a group of commands at the agent application.</w:t>
       </w:r>
     </w:p>
     <w:p>
@@ -1214,10 +1142,7 @@
         <w:ind w:hanging="180"/>
       </w:pPr>
       <w:r>
-        <w:t>User inpu</w:t>
-      </w:r>
-      <w:r>
-        <w:t xml:space="preserve">ts the necessary information to register a new car: </w:t>
+        <w:t xml:space="preserve">User inputs the necessary information to register a new car: </w:t>
       </w:r>
     </w:p>
     <w:p>
@@ -1278,10 +1203,7 @@
       </w:r>
       <w:proofErr w:type="spellEnd"/>
       <w:r>
-        <w:t xml:space="preserve"> is the authentication key to facilitating the communication between the agen</w:t>
-      </w:r>
-      <w:r>
-        <w:t>t and the backend</w:t>
+        <w:t xml:space="preserve"> is the authentication key to facilitating the communication between the agent and the backend</w:t>
       </w:r>
     </w:p>
     <w:p>
@@ -1406,10 +1328,7 @@
         <w:t>}</w:t>
       </w:r>
       <w:r>
-        <w:t xml:space="preserve"> </w:t>
-      </w:r>
-      <w:r>
-        <w:t>where only the Backend and this Agent are talking together</w:t>
+        <w:t xml:space="preserve"> where only the Backend and this Agent are talking together</w:t>
       </w:r>
     </w:p>
     <w:p>
@@ -1536,10 +1455,7 @@
         <w:ind w:left="1260" w:hanging="180"/>
       </w:pPr>
       <w:r>
-        <w:t>After connecting succ</w:t>
-      </w:r>
-      <w:r>
-        <w:t>essfully, the server will send a request to get the vehicle information to save into the Database</w:t>
+        <w:t>After connecting successfully, the server will send a request to get the vehicle information to save into the Database</w:t>
       </w:r>
     </w:p>
     <w:p>
@@ -2325,27 +2241,7 @@
           <w:sz w:val="20"/>
           <w:szCs w:val="20"/>
         </w:rPr>
-        <w:t>00:15:5</w:t>
-      </w:r>
-      <w:proofErr w:type="gramStart"/>
-      <w:r>
-        <w:rPr>
-          <w:rFonts w:ascii="Courier New" w:eastAsia="Courier New" w:hAnsi="Courier New" w:cs="Courier New"/>
-          <w:color w:val="C789D6"/>
-          <w:sz w:val="20"/>
-          <w:szCs w:val="20"/>
-        </w:rPr>
-        <w:t>d:58:3</w:t>
-      </w:r>
-      <w:proofErr w:type="gramEnd"/>
-      <w:r>
-        <w:rPr>
-          <w:rFonts w:ascii="Courier New" w:eastAsia="Courier New" w:hAnsi="Courier New" w:cs="Courier New"/>
-          <w:color w:val="C789D6"/>
-          <w:sz w:val="20"/>
-          <w:szCs w:val="20"/>
-        </w:rPr>
-        <w:t>a:d1</w:t>
+        <w:t>00:15:5d:58:3a:d1</w:t>
       </w:r>
       <w:r>
         <w:rPr>
@@ -2575,10 +2471,7 @@
         <w:ind w:left="1260" w:hanging="180"/>
       </w:pPr>
       <w:r>
-        <w:t xml:space="preserve">The Agent shows the vehicle </w:t>
-      </w:r>
-      <w:r>
-        <w:t>information with the status “Waiting for approval”</w:t>
+        <w:t>The Agent shows the vehicle information with the status “Waiting for approval”</w:t>
       </w:r>
     </w:p>
     <w:p>
@@ -2591,15 +2484,7 @@
         <w:ind w:hanging="180"/>
       </w:pPr>
       <w:r>
-        <w:t xml:space="preserve">User browses ‘register page’ on </w:t>
-      </w:r>
-      <w:proofErr w:type="gramStart"/>
-      <w:r>
-        <w:t>Web  (</w:t>
-      </w:r>
-      <w:proofErr w:type="gramEnd"/>
-      <w:r>
-        <w:t>Frontend):</w:t>
+        <w:t>User browses ‘register page’ on Web  (Frontend):</w:t>
       </w:r>
     </w:p>
     <w:p>
@@ -2714,10 +2599,7 @@
         <w:ind w:left="1260" w:hanging="180"/>
       </w:pPr>
       <w:r>
-        <w:t xml:space="preserve">The Backend queries the Database to get all vehicles with status </w:t>
-      </w:r>
-      <w:r>
-        <w:t>is WAITING and still online at that time</w:t>
+        <w:t>The Backend queries the Database to get all vehicles with status is WAITING and still online at that time</w:t>
       </w:r>
     </w:p>
     <w:p>
@@ -2733,17 +2615,12 @@
         <w:t xml:space="preserve">Database return array: </w:t>
       </w:r>
       <w:proofErr w:type="spellStart"/>
-      <w:proofErr w:type="gramStart"/>
       <w:r>
         <w:t>waitingVehicles</w:t>
       </w:r>
       <w:proofErr w:type="spellEnd"/>
       <w:r>
-        <w:t>[</w:t>
-      </w:r>
-      <w:proofErr w:type="gramEnd"/>
-      <w:r>
-        <w:t>]</w:t>
+        <w:t>[]</w:t>
       </w:r>
     </w:p>
     <w:p>
@@ -3312,9 +3189,76 @@
           <w:sz w:val="20"/>
           <w:szCs w:val="20"/>
         </w:rPr>
-        <w:t>00:15:5</w:t>
-      </w:r>
-      <w:proofErr w:type="gramStart"/>
+        <w:t>00:15:5d:a7:b3:e2</w:t>
+      </w:r>
+      <w:r>
+        <w:rPr>
+          <w:rFonts w:ascii="Courier New" w:eastAsia="Courier New" w:hAnsi="Courier New" w:cs="Courier New"/>
+          <w:color w:val="111111"/>
+          <w:sz w:val="20"/>
+          <w:szCs w:val="20"/>
+        </w:rPr>
+        <w:t>"</w:t>
+      </w:r>
+      <w:r>
+        <w:rPr>
+          <w:rFonts w:ascii="Courier New" w:eastAsia="Courier New" w:hAnsi="Courier New" w:cs="Courier New"/>
+          <w:color w:val="403F53"/>
+          <w:sz w:val="20"/>
+          <w:szCs w:val="20"/>
+        </w:rPr>
+        <w:t>,</w:t>
+      </w:r>
+    </w:p>
+    <w:p>
+      <w:pPr>
+        <w:shd w:val="clear" w:color="auto" w:fill="FBFBFB"/>
+        <w:spacing w:line="240" w:lineRule="auto"/>
+        <w:ind w:left="1440"/>
+        <w:rPr>
+          <w:rFonts w:ascii="Courier New" w:eastAsia="Courier New" w:hAnsi="Courier New" w:cs="Courier New"/>
+          <w:color w:val="403F53"/>
+          <w:sz w:val="20"/>
+          <w:szCs w:val="20"/>
+        </w:rPr>
+      </w:pPr>
+      <w:r>
+        <w:rPr>
+          <w:rFonts w:ascii="Courier New" w:eastAsia="Courier New" w:hAnsi="Courier New" w:cs="Courier New"/>
+          <w:color w:val="403F53"/>
+          <w:sz w:val="20"/>
+          <w:szCs w:val="20"/>
+        </w:rPr>
+        <w:t xml:space="preserve">    </w:t>
+      </w:r>
+      <w:r>
+        <w:rPr>
+          <w:rFonts w:ascii="Courier New" w:eastAsia="Courier New" w:hAnsi="Courier New" w:cs="Courier New"/>
+          <w:color w:val="0C969B"/>
+          <w:sz w:val="20"/>
+          <w:szCs w:val="20"/>
+        </w:rPr>
+        <w:t>"name"</w:t>
+      </w:r>
+      <w:r>
+        <w:rPr>
+          <w:rFonts w:ascii="Courier New" w:eastAsia="Courier New" w:hAnsi="Courier New" w:cs="Courier New"/>
+          <w:color w:val="403F53"/>
+          <w:sz w:val="20"/>
+          <w:szCs w:val="20"/>
+        </w:rPr>
+        <w:t xml:space="preserve">: </w:t>
+      </w:r>
+      <w:r>
+        <w:rPr>
+          <w:rFonts w:ascii="Courier New" w:eastAsia="Courier New" w:hAnsi="Courier New" w:cs="Courier New"/>
+          <w:color w:val="111111"/>
+          <w:sz w:val="20"/>
+          <w:szCs w:val="20"/>
+        </w:rPr>
+        <w:t>"</w:t>
+      </w:r>
+      <w:proofErr w:type="spellStart"/>
       <w:r>
         <w:rPr>
           <w:rFonts w:ascii="Courier New" w:eastAsia="Courier New" w:hAnsi="Courier New" w:cs="Courier New"/>
@@ -3322,9 +3266,76 @@
           <w:sz w:val="20"/>
           <w:szCs w:val="20"/>
         </w:rPr>
-        <w:t>d:a</w:t>
-      </w:r>
-      <w:proofErr w:type="gramEnd"/>
+        <w:t>Testing_Car</w:t>
+      </w:r>
+      <w:proofErr w:type="spellEnd"/>
+      <w:r>
+        <w:rPr>
+          <w:rFonts w:ascii="Courier New" w:eastAsia="Courier New" w:hAnsi="Courier New" w:cs="Courier New"/>
+          <w:color w:val="111111"/>
+          <w:sz w:val="20"/>
+          <w:szCs w:val="20"/>
+        </w:rPr>
+        <w:t>"</w:t>
+      </w:r>
+      <w:r>
+        <w:rPr>
+          <w:rFonts w:ascii="Courier New" w:eastAsia="Courier New" w:hAnsi="Courier New" w:cs="Courier New"/>
+          <w:color w:val="403F53"/>
+          <w:sz w:val="20"/>
+          <w:szCs w:val="20"/>
+        </w:rPr>
+        <w:t>,</w:t>
+      </w:r>
+    </w:p>
+    <w:p>
+      <w:pPr>
+        <w:shd w:val="clear" w:color="auto" w:fill="FBFBFB"/>
+        <w:spacing w:line="240" w:lineRule="auto"/>
+        <w:ind w:left="1440"/>
+        <w:rPr>
+          <w:rFonts w:ascii="Courier New" w:eastAsia="Courier New" w:hAnsi="Courier New" w:cs="Courier New"/>
+          <w:color w:val="403F53"/>
+          <w:sz w:val="20"/>
+          <w:szCs w:val="20"/>
+        </w:rPr>
+      </w:pPr>
+      <w:r>
+        <w:rPr>
+          <w:rFonts w:ascii="Courier New" w:eastAsia="Courier New" w:hAnsi="Courier New" w:cs="Courier New"/>
+          <w:color w:val="403F53"/>
+          <w:sz w:val="20"/>
+          <w:szCs w:val="20"/>
+        </w:rPr>
+        <w:t xml:space="preserve">    </w:t>
+      </w:r>
+      <w:r>
+        <w:rPr>
+          <w:rFonts w:ascii="Courier New" w:eastAsia="Courier New" w:hAnsi="Courier New" w:cs="Courier New"/>
+          <w:color w:val="0C969B"/>
+          <w:sz w:val="20"/>
+          <w:szCs w:val="20"/>
+        </w:rPr>
+        <w:t>"status"</w:t>
+      </w:r>
+      <w:r>
+        <w:rPr>
+          <w:rFonts w:ascii="Courier New" w:eastAsia="Courier New" w:hAnsi="Courier New" w:cs="Courier New"/>
+          <w:color w:val="403F53"/>
+          <w:sz w:val="20"/>
+          <w:szCs w:val="20"/>
+        </w:rPr>
+        <w:t xml:space="preserve">: </w:t>
+      </w:r>
+      <w:r>
+        <w:rPr>
+          <w:rFonts w:ascii="Courier New" w:eastAsia="Courier New" w:hAnsi="Courier New" w:cs="Courier New"/>
+          <w:color w:val="111111"/>
+          <w:sz w:val="20"/>
+          <w:szCs w:val="20"/>
+        </w:rPr>
+        <w:t>"</w:t>
+      </w:r>
       <w:r>
         <w:rPr>
           <w:rFonts w:ascii="Courier New" w:eastAsia="Courier New" w:hAnsi="Courier New" w:cs="Courier New"/>
@@ -3332,7 +3343,7 @@
           <w:sz w:val="20"/>
           <w:szCs w:val="20"/>
         </w:rPr>
-        <w:t>7:b3:e2</w:t>
+        <w:t>WAITING</w:t>
       </w:r>
       <w:r>
         <w:rPr>
@@ -3360,7 +3371,7 @@
         <w:ind w:left="1440"/>
         <w:rPr>
           <w:rFonts w:ascii="Courier New" w:eastAsia="Courier New" w:hAnsi="Courier New" w:cs="Courier New"/>
-          <w:color w:val="403F53"/>
+          <w:color w:val="111111"/>
           <w:sz w:val="20"/>
           <w:szCs w:val="20"/>
         </w:rPr>
@@ -3381,7 +3392,27 @@
           <w:sz w:val="20"/>
           <w:szCs w:val="20"/>
         </w:rPr>
-        <w:t>"name"</w:t>
+        <w:t>"</w:t>
+      </w:r>
+      <w:proofErr w:type="spellStart"/>
+      <w:r>
+        <w:rPr>
+          <w:rFonts w:ascii="Courier New" w:eastAsia="Courier New" w:hAnsi="Courier New" w:cs="Courier New"/>
+          <w:color w:val="0C969B"/>
+          <w:sz w:val="20"/>
+          <w:szCs w:val="20"/>
+        </w:rPr>
+        <w:t>updatedAt</w:t>
+      </w:r>
+      <w:proofErr w:type="spellEnd"/>
+      <w:r>
+        <w:rPr>
+          <w:rFonts w:ascii="Courier New" w:eastAsia="Courier New" w:hAnsi="Courier New" w:cs="Courier New"/>
+          <w:color w:val="0C969B"/>
+          <w:sz w:val="20"/>
+          <w:szCs w:val="20"/>
+        </w:rPr>
+        <w:t>"</w:t>
       </w:r>
       <w:r>
         <w:rPr>
@@ -3401,7 +3432,6 @@
         </w:rPr>
         <w:t>"</w:t>
       </w:r>
-      <w:proofErr w:type="spellStart"/>
       <w:r>
         <w:rPr>
           <w:rFonts w:ascii="Courier New" w:eastAsia="Courier New" w:hAnsi="Courier New" w:cs="Courier New"/>
@@ -3409,9 +3439,139 @@
           <w:sz w:val="20"/>
           <w:szCs w:val="20"/>
         </w:rPr>
-        <w:t>Testing_Car</w:t>
-      </w:r>
-      <w:proofErr w:type="spellEnd"/>
+        <w:t>2023-04-06T06:57:15.491Z</w:t>
+      </w:r>
+      <w:r>
+        <w:rPr>
+          <w:rFonts w:ascii="Courier New" w:eastAsia="Courier New" w:hAnsi="Courier New" w:cs="Courier New"/>
+          <w:color w:val="111111"/>
+          <w:sz w:val="20"/>
+          <w:szCs w:val="20"/>
+        </w:rPr>
+        <w:t>"</w:t>
+      </w:r>
+    </w:p>
+    <w:p>
+      <w:pPr>
+        <w:shd w:val="clear" w:color="auto" w:fill="FBFBFB"/>
+        <w:spacing w:line="240" w:lineRule="auto"/>
+        <w:ind w:left="1440"/>
+        <w:rPr>
+          <w:rFonts w:ascii="Courier New" w:eastAsia="Courier New" w:hAnsi="Courier New" w:cs="Courier New"/>
+          <w:color w:val="403F53"/>
+          <w:sz w:val="20"/>
+          <w:szCs w:val="20"/>
+        </w:rPr>
+      </w:pPr>
+      <w:r>
+        <w:rPr>
+          <w:rFonts w:ascii="Courier New" w:eastAsia="Courier New" w:hAnsi="Courier New" w:cs="Courier New"/>
+          <w:color w:val="403F53"/>
+          <w:sz w:val="20"/>
+          <w:szCs w:val="20"/>
+        </w:rPr>
+        <w:t xml:space="preserve">  },</w:t>
+      </w:r>
+    </w:p>
+    <w:p>
+      <w:pPr>
+        <w:shd w:val="clear" w:color="auto" w:fill="FBFBFB"/>
+        <w:spacing w:line="240" w:lineRule="auto"/>
+        <w:ind w:left="1440"/>
+        <w:rPr>
+          <w:rFonts w:ascii="Courier New" w:eastAsia="Courier New" w:hAnsi="Courier New" w:cs="Courier New"/>
+          <w:color w:val="403F53"/>
+          <w:sz w:val="20"/>
+          <w:szCs w:val="20"/>
+        </w:rPr>
+      </w:pPr>
+      <w:r>
+        <w:rPr>
+          <w:rFonts w:ascii="Courier New" w:eastAsia="Courier New" w:hAnsi="Courier New" w:cs="Courier New"/>
+          <w:color w:val="403F53"/>
+          <w:sz w:val="20"/>
+          <w:szCs w:val="20"/>
+        </w:rPr>
+        <w:t xml:space="preserve">  {</w:t>
+      </w:r>
+    </w:p>
+    <w:p>
+      <w:pPr>
+        <w:shd w:val="clear" w:color="auto" w:fill="FBFBFB"/>
+        <w:spacing w:line="240" w:lineRule="auto"/>
+        <w:ind w:left="1440"/>
+        <w:rPr>
+          <w:rFonts w:ascii="Courier New" w:eastAsia="Courier New" w:hAnsi="Courier New" w:cs="Courier New"/>
+          <w:color w:val="403F53"/>
+          <w:sz w:val="20"/>
+          <w:szCs w:val="20"/>
+        </w:rPr>
+      </w:pPr>
+      <w:r>
+        <w:rPr>
+          <w:rFonts w:ascii="Courier New" w:eastAsia="Courier New" w:hAnsi="Courier New" w:cs="Courier New"/>
+          <w:color w:val="403F53"/>
+          <w:sz w:val="20"/>
+          <w:szCs w:val="20"/>
+        </w:rPr>
+        <w:t xml:space="preserve">    </w:t>
+      </w:r>
+      <w:r>
+        <w:rPr>
+          <w:rFonts w:ascii="Courier New" w:eastAsia="Courier New" w:hAnsi="Courier New" w:cs="Courier New"/>
+          <w:color w:val="0C969B"/>
+          <w:sz w:val="20"/>
+          <w:szCs w:val="20"/>
+        </w:rPr>
+        <w:t>"</w:t>
+      </w:r>
+      <w:proofErr w:type="spellStart"/>
+      <w:r>
+        <w:rPr>
+          <w:rFonts w:ascii="Courier New" w:eastAsia="Courier New" w:hAnsi="Courier New" w:cs="Courier New"/>
+          <w:color w:val="0C969B"/>
+          <w:sz w:val="20"/>
+          <w:szCs w:val="20"/>
+        </w:rPr>
+        <w:t>certKey</w:t>
+      </w:r>
+      <w:proofErr w:type="spellEnd"/>
+      <w:r>
+        <w:rPr>
+          <w:rFonts w:ascii="Courier New" w:eastAsia="Courier New" w:hAnsi="Courier New" w:cs="Courier New"/>
+          <w:color w:val="0C969B"/>
+          <w:sz w:val="20"/>
+          <w:szCs w:val="20"/>
+        </w:rPr>
+        <w:t>"</w:t>
+      </w:r>
+      <w:r>
+        <w:rPr>
+          <w:rFonts w:ascii="Courier New" w:eastAsia="Courier New" w:hAnsi="Courier New" w:cs="Courier New"/>
+          <w:color w:val="403F53"/>
+          <w:sz w:val="20"/>
+          <w:szCs w:val="20"/>
+        </w:rPr>
+        <w:t xml:space="preserve">: </w:t>
+      </w:r>
+      <w:r>
+        <w:rPr>
+          <w:rFonts w:ascii="Courier New" w:eastAsia="Courier New" w:hAnsi="Courier New" w:cs="Courier New"/>
+          <w:color w:val="111111"/>
+          <w:sz w:val="20"/>
+          <w:szCs w:val="20"/>
+        </w:rPr>
+        <w:t>"</w:t>
+      </w:r>
+      <w:r>
+        <w:rPr>
+          <w:rFonts w:ascii="Courier New" w:eastAsia="Courier New" w:hAnsi="Courier New" w:cs="Courier New"/>
+          <w:color w:val="C789D6"/>
+          <w:sz w:val="20"/>
+          <w:szCs w:val="20"/>
+        </w:rPr>
+        <w:t>6fd75ac7-2ca6-4765-b7f9-f7fd449d2a08</w:t>
+      </w:r>
       <w:r>
         <w:rPr>
           <w:rFonts w:ascii="Courier New" w:eastAsia="Courier New" w:hAnsi="Courier New" w:cs="Courier New"/>
@@ -3459,7 +3619,27 @@
           <w:sz w:val="20"/>
           <w:szCs w:val="20"/>
         </w:rPr>
-        <w:t>"status"</w:t>
+        <w:t>"</w:t>
+      </w:r>
+      <w:proofErr w:type="spellStart"/>
+      <w:r>
+        <w:rPr>
+          <w:rFonts w:ascii="Courier New" w:eastAsia="Courier New" w:hAnsi="Courier New" w:cs="Courier New"/>
+          <w:color w:val="0C969B"/>
+          <w:sz w:val="20"/>
+          <w:szCs w:val="20"/>
+        </w:rPr>
+        <w:t>createdAt</w:t>
+      </w:r>
+      <w:proofErr w:type="spellEnd"/>
+      <w:r>
+        <w:rPr>
+          <w:rFonts w:ascii="Courier New" w:eastAsia="Courier New" w:hAnsi="Courier New" w:cs="Courier New"/>
+          <w:color w:val="0C969B"/>
+          <w:sz w:val="20"/>
+          <w:szCs w:val="20"/>
+        </w:rPr>
+        <w:t>"</w:t>
       </w:r>
       <w:r>
         <w:rPr>
@@ -3486,7 +3666,7 @@
           <w:sz w:val="20"/>
           <w:szCs w:val="20"/>
         </w:rPr>
-        <w:t>WAITING</w:t>
+        <w:t>2023-04-06T06:58:15.491Z</w:t>
       </w:r>
       <w:r>
         <w:rPr>
@@ -3514,7 +3694,7 @@
         <w:ind w:left="1440"/>
         <w:rPr>
           <w:rFonts w:ascii="Courier New" w:eastAsia="Courier New" w:hAnsi="Courier New" w:cs="Courier New"/>
-          <w:color w:val="111111"/>
+          <w:color w:val="403F53"/>
           <w:sz w:val="20"/>
           <w:szCs w:val="20"/>
         </w:rPr>
@@ -3535,27 +3715,7 @@
           <w:sz w:val="20"/>
           <w:szCs w:val="20"/>
         </w:rPr>
-        <w:t>"</w:t>
-      </w:r>
-      <w:proofErr w:type="spellStart"/>
-      <w:r>
-        <w:rPr>
-          <w:rFonts w:ascii="Courier New" w:eastAsia="Courier New" w:hAnsi="Courier New" w:cs="Courier New"/>
-          <w:color w:val="0C969B"/>
-          <w:sz w:val="20"/>
-          <w:szCs w:val="20"/>
-        </w:rPr>
-        <w:t>updatedAt</w:t>
-      </w:r>
-      <w:proofErr w:type="spellEnd"/>
-      <w:r>
-        <w:rPr>
-          <w:rFonts w:ascii="Courier New" w:eastAsia="Courier New" w:hAnsi="Courier New" w:cs="Courier New"/>
-          <w:color w:val="0C969B"/>
-          <w:sz w:val="20"/>
-          <w:szCs w:val="20"/>
-        </w:rPr>
-        <w:t>"</w:t>
+        <w:t>"id"</w:t>
       </w:r>
       <w:r>
         <w:rPr>
@@ -3569,6 +3729,162 @@
       <w:r>
         <w:rPr>
           <w:rFonts w:ascii="Courier New" w:eastAsia="Courier New" w:hAnsi="Courier New" w:cs="Courier New"/>
+          <w:color w:val="AA0982"/>
+          <w:sz w:val="20"/>
+          <w:szCs w:val="20"/>
+        </w:rPr>
+        <w:t>3083</w:t>
+      </w:r>
+      <w:r>
+        <w:rPr>
+          <w:rFonts w:ascii="Courier New" w:eastAsia="Courier New" w:hAnsi="Courier New" w:cs="Courier New"/>
+          <w:color w:val="403F53"/>
+          <w:sz w:val="20"/>
+          <w:szCs w:val="20"/>
+        </w:rPr>
+        <w:t>,</w:t>
+      </w:r>
+    </w:p>
+    <w:p>
+      <w:pPr>
+        <w:shd w:val="clear" w:color="auto" w:fill="FBFBFB"/>
+        <w:spacing w:line="240" w:lineRule="auto"/>
+        <w:ind w:left="1440"/>
+        <w:rPr>
+          <w:rFonts w:ascii="Courier New" w:eastAsia="Courier New" w:hAnsi="Courier New" w:cs="Courier New"/>
+          <w:color w:val="403F53"/>
+          <w:sz w:val="20"/>
+          <w:szCs w:val="20"/>
+        </w:rPr>
+      </w:pPr>
+      <w:r>
+        <w:rPr>
+          <w:rFonts w:ascii="Courier New" w:eastAsia="Courier New" w:hAnsi="Courier New" w:cs="Courier New"/>
+          <w:color w:val="403F53"/>
+          <w:sz w:val="20"/>
+          <w:szCs w:val="20"/>
+        </w:rPr>
+        <w:t xml:space="preserve">    </w:t>
+      </w:r>
+      <w:r>
+        <w:rPr>
+          <w:rFonts w:ascii="Courier New" w:eastAsia="Courier New" w:hAnsi="Courier New" w:cs="Courier New"/>
+          <w:color w:val="0C969B"/>
+          <w:sz w:val="20"/>
+          <w:szCs w:val="20"/>
+        </w:rPr>
+        <w:t>"</w:t>
+      </w:r>
+      <w:proofErr w:type="spellStart"/>
+      <w:r>
+        <w:rPr>
+          <w:rFonts w:ascii="Courier New" w:eastAsia="Courier New" w:hAnsi="Courier New" w:cs="Courier New"/>
+          <w:color w:val="0C969B"/>
+          <w:sz w:val="20"/>
+          <w:szCs w:val="20"/>
+        </w:rPr>
+        <w:t>isOnline</w:t>
+      </w:r>
+      <w:proofErr w:type="spellEnd"/>
+      <w:r>
+        <w:rPr>
+          <w:rFonts w:ascii="Courier New" w:eastAsia="Courier New" w:hAnsi="Courier New" w:cs="Courier New"/>
+          <w:color w:val="0C969B"/>
+          <w:sz w:val="20"/>
+          <w:szCs w:val="20"/>
+        </w:rPr>
+        <w:t>"</w:t>
+      </w:r>
+      <w:r>
+        <w:rPr>
+          <w:rFonts w:ascii="Courier New" w:eastAsia="Courier New" w:hAnsi="Courier New" w:cs="Courier New"/>
+          <w:color w:val="403F53"/>
+          <w:sz w:val="20"/>
+          <w:szCs w:val="20"/>
+        </w:rPr>
+        <w:t xml:space="preserve">: </w:t>
+      </w:r>
+      <w:r>
+        <w:rPr>
+          <w:rFonts w:ascii="Courier New" w:eastAsia="Courier New" w:hAnsi="Courier New" w:cs="Courier New"/>
+          <w:color w:val="BC5454"/>
+          <w:sz w:val="20"/>
+          <w:szCs w:val="20"/>
+        </w:rPr>
+        <w:t>true</w:t>
+      </w:r>
+      <w:r>
+        <w:rPr>
+          <w:rFonts w:ascii="Courier New" w:eastAsia="Courier New" w:hAnsi="Courier New" w:cs="Courier New"/>
+          <w:color w:val="403F53"/>
+          <w:sz w:val="20"/>
+          <w:szCs w:val="20"/>
+        </w:rPr>
+        <w:t>,</w:t>
+      </w:r>
+    </w:p>
+    <w:p>
+      <w:pPr>
+        <w:shd w:val="clear" w:color="auto" w:fill="FBFBFB"/>
+        <w:spacing w:line="240" w:lineRule="auto"/>
+        <w:ind w:left="1440"/>
+        <w:rPr>
+          <w:rFonts w:ascii="Courier New" w:eastAsia="Courier New" w:hAnsi="Courier New" w:cs="Courier New"/>
+          <w:color w:val="403F53"/>
+          <w:sz w:val="20"/>
+          <w:szCs w:val="20"/>
+        </w:rPr>
+      </w:pPr>
+      <w:r>
+        <w:rPr>
+          <w:rFonts w:ascii="Courier New" w:eastAsia="Courier New" w:hAnsi="Courier New" w:cs="Courier New"/>
+          <w:color w:val="403F53"/>
+          <w:sz w:val="20"/>
+          <w:szCs w:val="20"/>
+        </w:rPr>
+        <w:t xml:space="preserve">    </w:t>
+      </w:r>
+      <w:r>
+        <w:rPr>
+          <w:rFonts w:ascii="Courier New" w:eastAsia="Courier New" w:hAnsi="Courier New" w:cs="Courier New"/>
+          <w:color w:val="0C969B"/>
+          <w:sz w:val="20"/>
+          <w:szCs w:val="20"/>
+        </w:rPr>
+        <w:t>"</w:t>
+      </w:r>
+      <w:proofErr w:type="spellStart"/>
+      <w:r>
+        <w:rPr>
+          <w:rFonts w:ascii="Courier New" w:eastAsia="Courier New" w:hAnsi="Courier New" w:cs="Courier New"/>
+          <w:color w:val="0C969B"/>
+          <w:sz w:val="20"/>
+          <w:szCs w:val="20"/>
+        </w:rPr>
+        <w:t>lastConnected</w:t>
+      </w:r>
+      <w:proofErr w:type="spellEnd"/>
+      <w:r>
+        <w:rPr>
+          <w:rFonts w:ascii="Courier New" w:eastAsia="Courier New" w:hAnsi="Courier New" w:cs="Courier New"/>
+          <w:color w:val="0C969B"/>
+          <w:sz w:val="20"/>
+          <w:szCs w:val="20"/>
+        </w:rPr>
+        <w:t>"</w:t>
+      </w:r>
+      <w:r>
+        <w:rPr>
+          <w:rFonts w:ascii="Courier New" w:eastAsia="Courier New" w:hAnsi="Courier New" w:cs="Courier New"/>
+          <w:color w:val="403F53"/>
+          <w:sz w:val="20"/>
+          <w:szCs w:val="20"/>
+        </w:rPr>
+        <w:t xml:space="preserve">: </w:t>
+      </w:r>
+      <w:r>
+        <w:rPr>
+          <w:rFonts w:ascii="Courier New" w:eastAsia="Courier New" w:hAnsi="Courier New" w:cs="Courier New"/>
           <w:color w:val="111111"/>
           <w:sz w:val="20"/>
           <w:szCs w:val="20"/>
@@ -3593,6 +3909,15 @@
         </w:rPr>
         <w:t>"</w:t>
       </w:r>
+      <w:r>
+        <w:rPr>
+          <w:rFonts w:ascii="Courier New" w:eastAsia="Courier New" w:hAnsi="Courier New" w:cs="Courier New"/>
+          <w:color w:val="403F53"/>
+          <w:sz w:val="20"/>
+          <w:szCs w:val="20"/>
+        </w:rPr>
+        <w:t>,</w:t>
+      </w:r>
     </w:p>
     <w:p>
       <w:pPr>
@@ -3613,50 +3938,6 @@
           <w:sz w:val="20"/>
           <w:szCs w:val="20"/>
         </w:rPr>
-        <w:t xml:space="preserve">  },</w:t>
-      </w:r>
-    </w:p>
-    <w:p>
-      <w:pPr>
-        <w:shd w:val="clear" w:color="auto" w:fill="FBFBFB"/>
-        <w:spacing w:line="240" w:lineRule="auto"/>
-        <w:ind w:left="1440"/>
-        <w:rPr>
-          <w:rFonts w:ascii="Courier New" w:eastAsia="Courier New" w:hAnsi="Courier New" w:cs="Courier New"/>
-          <w:color w:val="403F53"/>
-          <w:sz w:val="20"/>
-          <w:szCs w:val="20"/>
-        </w:rPr>
-      </w:pPr>
-      <w:r>
-        <w:rPr>
-          <w:rFonts w:ascii="Courier New" w:eastAsia="Courier New" w:hAnsi="Courier New" w:cs="Courier New"/>
-          <w:color w:val="403F53"/>
-          <w:sz w:val="20"/>
-          <w:szCs w:val="20"/>
-        </w:rPr>
-        <w:t xml:space="preserve">  {</w:t>
-      </w:r>
-    </w:p>
-    <w:p>
-      <w:pPr>
-        <w:shd w:val="clear" w:color="auto" w:fill="FBFBFB"/>
-        <w:spacing w:line="240" w:lineRule="auto"/>
-        <w:ind w:left="1440"/>
-        <w:rPr>
-          <w:rFonts w:ascii="Courier New" w:eastAsia="Courier New" w:hAnsi="Courier New" w:cs="Courier New"/>
-          <w:color w:val="403F53"/>
-          <w:sz w:val="20"/>
-          <w:szCs w:val="20"/>
-        </w:rPr>
-      </w:pPr>
-      <w:r>
-        <w:rPr>
-          <w:rFonts w:ascii="Courier New" w:eastAsia="Courier New" w:hAnsi="Courier New" w:cs="Courier New"/>
-          <w:color w:val="403F53"/>
-          <w:sz w:val="20"/>
-          <w:szCs w:val="20"/>
-        </w:rPr>
         <w:t xml:space="preserve">    </w:t>
       </w:r>
       <w:r>
@@ -3676,7 +3957,7 @@
           <w:sz w:val="20"/>
           <w:szCs w:val="20"/>
         </w:rPr>
-        <w:t>certKey</w:t>
+        <w:t>macAddress</w:t>
       </w:r>
       <w:proofErr w:type="spellEnd"/>
       <w:r>
@@ -3713,451 +3994,7 @@
           <w:sz w:val="20"/>
           <w:szCs w:val="20"/>
         </w:rPr>
-        <w:t>6fd75ac7-2ca6-4765-b7f9-f7fd449d2a08</w:t>
-      </w:r>
-      <w:r>
-        <w:rPr>
-          <w:rFonts w:ascii="Courier New" w:eastAsia="Courier New" w:hAnsi="Courier New" w:cs="Courier New"/>
-          <w:color w:val="111111"/>
-          <w:sz w:val="20"/>
-          <w:szCs w:val="20"/>
-        </w:rPr>
-        <w:t>"</w:t>
-      </w:r>
-      <w:r>
-        <w:rPr>
-          <w:rFonts w:ascii="Courier New" w:eastAsia="Courier New" w:hAnsi="Courier New" w:cs="Courier New"/>
-          <w:color w:val="403F53"/>
-          <w:sz w:val="20"/>
-          <w:szCs w:val="20"/>
-        </w:rPr>
-        <w:t>,</w:t>
-      </w:r>
-    </w:p>
-    <w:p>
-      <w:pPr>
-        <w:shd w:val="clear" w:color="auto" w:fill="FBFBFB"/>
-        <w:spacing w:line="240" w:lineRule="auto"/>
-        <w:ind w:left="1440"/>
-        <w:rPr>
-          <w:rFonts w:ascii="Courier New" w:eastAsia="Courier New" w:hAnsi="Courier New" w:cs="Courier New"/>
-          <w:color w:val="403F53"/>
-          <w:sz w:val="20"/>
-          <w:szCs w:val="20"/>
-        </w:rPr>
-      </w:pPr>
-      <w:r>
-        <w:rPr>
-          <w:rFonts w:ascii="Courier New" w:eastAsia="Courier New" w:hAnsi="Courier New" w:cs="Courier New"/>
-          <w:color w:val="403F53"/>
-          <w:sz w:val="20"/>
-          <w:szCs w:val="20"/>
-        </w:rPr>
-        <w:t xml:space="preserve">    </w:t>
-      </w:r>
-      <w:r>
-        <w:rPr>
-          <w:rFonts w:ascii="Courier New" w:eastAsia="Courier New" w:hAnsi="Courier New" w:cs="Courier New"/>
-          <w:color w:val="0C969B"/>
-          <w:sz w:val="20"/>
-          <w:szCs w:val="20"/>
-        </w:rPr>
-        <w:t>"</w:t>
-      </w:r>
-      <w:proofErr w:type="spellStart"/>
-      <w:r>
-        <w:rPr>
-          <w:rFonts w:ascii="Courier New" w:eastAsia="Courier New" w:hAnsi="Courier New" w:cs="Courier New"/>
-          <w:color w:val="0C969B"/>
-          <w:sz w:val="20"/>
-          <w:szCs w:val="20"/>
-        </w:rPr>
-        <w:t>createdAt</w:t>
-      </w:r>
-      <w:proofErr w:type="spellEnd"/>
-      <w:r>
-        <w:rPr>
-          <w:rFonts w:ascii="Courier New" w:eastAsia="Courier New" w:hAnsi="Courier New" w:cs="Courier New"/>
-          <w:color w:val="0C969B"/>
-          <w:sz w:val="20"/>
-          <w:szCs w:val="20"/>
-        </w:rPr>
-        <w:t>"</w:t>
-      </w:r>
-      <w:r>
-        <w:rPr>
-          <w:rFonts w:ascii="Courier New" w:eastAsia="Courier New" w:hAnsi="Courier New" w:cs="Courier New"/>
-          <w:color w:val="403F53"/>
-          <w:sz w:val="20"/>
-          <w:szCs w:val="20"/>
-        </w:rPr>
-        <w:t xml:space="preserve">: </w:t>
-      </w:r>
-      <w:r>
-        <w:rPr>
-          <w:rFonts w:ascii="Courier New" w:eastAsia="Courier New" w:hAnsi="Courier New" w:cs="Courier New"/>
-          <w:color w:val="111111"/>
-          <w:sz w:val="20"/>
-          <w:szCs w:val="20"/>
-        </w:rPr>
-        <w:t>"</w:t>
-      </w:r>
-      <w:r>
-        <w:rPr>
-          <w:rFonts w:ascii="Courier New" w:eastAsia="Courier New" w:hAnsi="Courier New" w:cs="Courier New"/>
-          <w:color w:val="C789D6"/>
-          <w:sz w:val="20"/>
-          <w:szCs w:val="20"/>
-        </w:rPr>
-        <w:t>2023-04-06T06:58:15.491Z</w:t>
-      </w:r>
-      <w:r>
-        <w:rPr>
-          <w:rFonts w:ascii="Courier New" w:eastAsia="Courier New" w:hAnsi="Courier New" w:cs="Courier New"/>
-          <w:color w:val="111111"/>
-          <w:sz w:val="20"/>
-          <w:szCs w:val="20"/>
-        </w:rPr>
-        <w:t>"</w:t>
-      </w:r>
-      <w:r>
-        <w:rPr>
-          <w:rFonts w:ascii="Courier New" w:eastAsia="Courier New" w:hAnsi="Courier New" w:cs="Courier New"/>
-          <w:color w:val="403F53"/>
-          <w:sz w:val="20"/>
-          <w:szCs w:val="20"/>
-        </w:rPr>
-        <w:t>,</w:t>
-      </w:r>
-    </w:p>
-    <w:p>
-      <w:pPr>
-        <w:shd w:val="clear" w:color="auto" w:fill="FBFBFB"/>
-        <w:spacing w:line="240" w:lineRule="auto"/>
-        <w:ind w:left="1440"/>
-        <w:rPr>
-          <w:rFonts w:ascii="Courier New" w:eastAsia="Courier New" w:hAnsi="Courier New" w:cs="Courier New"/>
-          <w:color w:val="403F53"/>
-          <w:sz w:val="20"/>
-          <w:szCs w:val="20"/>
-        </w:rPr>
-      </w:pPr>
-      <w:r>
-        <w:rPr>
-          <w:rFonts w:ascii="Courier New" w:eastAsia="Courier New" w:hAnsi="Courier New" w:cs="Courier New"/>
-          <w:color w:val="403F53"/>
-          <w:sz w:val="20"/>
-          <w:szCs w:val="20"/>
-        </w:rPr>
-        <w:t xml:space="preserve">    </w:t>
-      </w:r>
-      <w:r>
-        <w:rPr>
-          <w:rFonts w:ascii="Courier New" w:eastAsia="Courier New" w:hAnsi="Courier New" w:cs="Courier New"/>
-          <w:color w:val="0C969B"/>
-          <w:sz w:val="20"/>
-          <w:szCs w:val="20"/>
-        </w:rPr>
-        <w:t>"id"</w:t>
-      </w:r>
-      <w:r>
-        <w:rPr>
-          <w:rFonts w:ascii="Courier New" w:eastAsia="Courier New" w:hAnsi="Courier New" w:cs="Courier New"/>
-          <w:color w:val="403F53"/>
-          <w:sz w:val="20"/>
-          <w:szCs w:val="20"/>
-        </w:rPr>
-        <w:t xml:space="preserve">: </w:t>
-      </w:r>
-      <w:r>
-        <w:rPr>
-          <w:rFonts w:ascii="Courier New" w:eastAsia="Courier New" w:hAnsi="Courier New" w:cs="Courier New"/>
-          <w:color w:val="AA0982"/>
-          <w:sz w:val="20"/>
-          <w:szCs w:val="20"/>
-        </w:rPr>
-        <w:t>3083</w:t>
-      </w:r>
-      <w:r>
-        <w:rPr>
-          <w:rFonts w:ascii="Courier New" w:eastAsia="Courier New" w:hAnsi="Courier New" w:cs="Courier New"/>
-          <w:color w:val="403F53"/>
-          <w:sz w:val="20"/>
-          <w:szCs w:val="20"/>
-        </w:rPr>
-        <w:t>,</w:t>
-      </w:r>
-    </w:p>
-    <w:p>
-      <w:pPr>
-        <w:shd w:val="clear" w:color="auto" w:fill="FBFBFB"/>
-        <w:spacing w:line="240" w:lineRule="auto"/>
-        <w:ind w:left="1440"/>
-        <w:rPr>
-          <w:rFonts w:ascii="Courier New" w:eastAsia="Courier New" w:hAnsi="Courier New" w:cs="Courier New"/>
-          <w:color w:val="403F53"/>
-          <w:sz w:val="20"/>
-          <w:szCs w:val="20"/>
-        </w:rPr>
-      </w:pPr>
-      <w:r>
-        <w:rPr>
-          <w:rFonts w:ascii="Courier New" w:eastAsia="Courier New" w:hAnsi="Courier New" w:cs="Courier New"/>
-          <w:color w:val="403F53"/>
-          <w:sz w:val="20"/>
-          <w:szCs w:val="20"/>
-        </w:rPr>
-        <w:t xml:space="preserve">    </w:t>
-      </w:r>
-      <w:r>
-        <w:rPr>
-          <w:rFonts w:ascii="Courier New" w:eastAsia="Courier New" w:hAnsi="Courier New" w:cs="Courier New"/>
-          <w:color w:val="0C969B"/>
-          <w:sz w:val="20"/>
-          <w:szCs w:val="20"/>
-        </w:rPr>
-        <w:t>"</w:t>
-      </w:r>
-      <w:proofErr w:type="spellStart"/>
-      <w:r>
-        <w:rPr>
-          <w:rFonts w:ascii="Courier New" w:eastAsia="Courier New" w:hAnsi="Courier New" w:cs="Courier New"/>
-          <w:color w:val="0C969B"/>
-          <w:sz w:val="20"/>
-          <w:szCs w:val="20"/>
-        </w:rPr>
-        <w:t>isOnline</w:t>
-      </w:r>
-      <w:proofErr w:type="spellEnd"/>
-      <w:r>
-        <w:rPr>
-          <w:rFonts w:ascii="Courier New" w:eastAsia="Courier New" w:hAnsi="Courier New" w:cs="Courier New"/>
-          <w:color w:val="0C969B"/>
-          <w:sz w:val="20"/>
-          <w:szCs w:val="20"/>
-        </w:rPr>
-        <w:t>"</w:t>
-      </w:r>
-      <w:r>
-        <w:rPr>
-          <w:rFonts w:ascii="Courier New" w:eastAsia="Courier New" w:hAnsi="Courier New" w:cs="Courier New"/>
-          <w:color w:val="403F53"/>
-          <w:sz w:val="20"/>
-          <w:szCs w:val="20"/>
-        </w:rPr>
-        <w:t xml:space="preserve">: </w:t>
-      </w:r>
-      <w:r>
-        <w:rPr>
-          <w:rFonts w:ascii="Courier New" w:eastAsia="Courier New" w:hAnsi="Courier New" w:cs="Courier New"/>
-          <w:color w:val="BC5454"/>
-          <w:sz w:val="20"/>
-          <w:szCs w:val="20"/>
-        </w:rPr>
-        <w:t>true</w:t>
-      </w:r>
-      <w:r>
-        <w:rPr>
-          <w:rFonts w:ascii="Courier New" w:eastAsia="Courier New" w:hAnsi="Courier New" w:cs="Courier New"/>
-          <w:color w:val="403F53"/>
-          <w:sz w:val="20"/>
-          <w:szCs w:val="20"/>
-        </w:rPr>
-        <w:t>,</w:t>
-      </w:r>
-    </w:p>
-    <w:p>
-      <w:pPr>
-        <w:shd w:val="clear" w:color="auto" w:fill="FBFBFB"/>
-        <w:spacing w:line="240" w:lineRule="auto"/>
-        <w:ind w:left="1440"/>
-        <w:rPr>
-          <w:rFonts w:ascii="Courier New" w:eastAsia="Courier New" w:hAnsi="Courier New" w:cs="Courier New"/>
-          <w:color w:val="403F53"/>
-          <w:sz w:val="20"/>
-          <w:szCs w:val="20"/>
-        </w:rPr>
-      </w:pPr>
-      <w:r>
-        <w:rPr>
-          <w:rFonts w:ascii="Courier New" w:eastAsia="Courier New" w:hAnsi="Courier New" w:cs="Courier New"/>
-          <w:color w:val="403F53"/>
-          <w:sz w:val="20"/>
-          <w:szCs w:val="20"/>
-        </w:rPr>
-        <w:t xml:space="preserve">    </w:t>
-      </w:r>
-      <w:r>
-        <w:rPr>
-          <w:rFonts w:ascii="Courier New" w:eastAsia="Courier New" w:hAnsi="Courier New" w:cs="Courier New"/>
-          <w:color w:val="0C969B"/>
-          <w:sz w:val="20"/>
-          <w:szCs w:val="20"/>
-        </w:rPr>
-        <w:t>"</w:t>
-      </w:r>
-      <w:proofErr w:type="spellStart"/>
-      <w:r>
-        <w:rPr>
-          <w:rFonts w:ascii="Courier New" w:eastAsia="Courier New" w:hAnsi="Courier New" w:cs="Courier New"/>
-          <w:color w:val="0C969B"/>
-          <w:sz w:val="20"/>
-          <w:szCs w:val="20"/>
-        </w:rPr>
-        <w:t>lastConnected</w:t>
-      </w:r>
-      <w:proofErr w:type="spellEnd"/>
-      <w:r>
-        <w:rPr>
-          <w:rFonts w:ascii="Courier New" w:eastAsia="Courier New" w:hAnsi="Courier New" w:cs="Courier New"/>
-          <w:color w:val="0C969B"/>
-          <w:sz w:val="20"/>
-          <w:szCs w:val="20"/>
-        </w:rPr>
-        <w:t>"</w:t>
-      </w:r>
-      <w:r>
-        <w:rPr>
-          <w:rFonts w:ascii="Courier New" w:eastAsia="Courier New" w:hAnsi="Courier New" w:cs="Courier New"/>
-          <w:color w:val="403F53"/>
-          <w:sz w:val="20"/>
-          <w:szCs w:val="20"/>
-        </w:rPr>
-        <w:t xml:space="preserve">: </w:t>
-      </w:r>
-      <w:r>
-        <w:rPr>
-          <w:rFonts w:ascii="Courier New" w:eastAsia="Courier New" w:hAnsi="Courier New" w:cs="Courier New"/>
-          <w:color w:val="111111"/>
-          <w:sz w:val="20"/>
-          <w:szCs w:val="20"/>
-        </w:rPr>
-        <w:t>"</w:t>
-      </w:r>
-      <w:r>
-        <w:rPr>
-          <w:rFonts w:ascii="Courier New" w:eastAsia="Courier New" w:hAnsi="Courier New" w:cs="Courier New"/>
-          <w:color w:val="C789D6"/>
-          <w:sz w:val="20"/>
-          <w:szCs w:val="20"/>
-        </w:rPr>
-        <w:t>2023-04-06T06:57:15.491Z</w:t>
-      </w:r>
-      <w:r>
-        <w:rPr>
-          <w:rFonts w:ascii="Courier New" w:eastAsia="Courier New" w:hAnsi="Courier New" w:cs="Courier New"/>
-          <w:color w:val="111111"/>
-          <w:sz w:val="20"/>
-          <w:szCs w:val="20"/>
-        </w:rPr>
-        <w:t>"</w:t>
-      </w:r>
-      <w:r>
-        <w:rPr>
-          <w:rFonts w:ascii="Courier New" w:eastAsia="Courier New" w:hAnsi="Courier New" w:cs="Courier New"/>
-          <w:color w:val="403F53"/>
-          <w:sz w:val="20"/>
-          <w:szCs w:val="20"/>
-        </w:rPr>
-        <w:t>,</w:t>
-      </w:r>
-    </w:p>
-    <w:p>
-      <w:pPr>
-        <w:shd w:val="clear" w:color="auto" w:fill="FBFBFB"/>
-        <w:spacing w:line="240" w:lineRule="auto"/>
-        <w:ind w:left="1440"/>
-        <w:rPr>
-          <w:rFonts w:ascii="Courier New" w:eastAsia="Courier New" w:hAnsi="Courier New" w:cs="Courier New"/>
-          <w:color w:val="403F53"/>
-          <w:sz w:val="20"/>
-          <w:szCs w:val="20"/>
-        </w:rPr>
-      </w:pPr>
-      <w:r>
-        <w:rPr>
-          <w:rFonts w:ascii="Courier New" w:eastAsia="Courier New" w:hAnsi="Courier New" w:cs="Courier New"/>
-          <w:color w:val="403F53"/>
-          <w:sz w:val="20"/>
-          <w:szCs w:val="20"/>
-        </w:rPr>
-        <w:t xml:space="preserve">    </w:t>
-      </w:r>
-      <w:r>
-        <w:rPr>
-          <w:rFonts w:ascii="Courier New" w:eastAsia="Courier New" w:hAnsi="Courier New" w:cs="Courier New"/>
-          <w:color w:val="0C969B"/>
-          <w:sz w:val="20"/>
-          <w:szCs w:val="20"/>
-        </w:rPr>
-        <w:t>"</w:t>
-      </w:r>
-      <w:proofErr w:type="spellStart"/>
-      <w:r>
-        <w:rPr>
-          <w:rFonts w:ascii="Courier New" w:eastAsia="Courier New" w:hAnsi="Courier New" w:cs="Courier New"/>
-          <w:color w:val="0C969B"/>
-          <w:sz w:val="20"/>
-          <w:szCs w:val="20"/>
-        </w:rPr>
-        <w:t>macAddress</w:t>
-      </w:r>
-      <w:proofErr w:type="spellEnd"/>
-      <w:r>
-        <w:rPr>
-          <w:rFonts w:ascii="Courier New" w:eastAsia="Courier New" w:hAnsi="Courier New" w:cs="Courier New"/>
-          <w:color w:val="0C969B"/>
-          <w:sz w:val="20"/>
-          <w:szCs w:val="20"/>
-        </w:rPr>
-        <w:t>"</w:t>
-      </w:r>
-      <w:r>
-        <w:rPr>
-          <w:rFonts w:ascii="Courier New" w:eastAsia="Courier New" w:hAnsi="Courier New" w:cs="Courier New"/>
-          <w:color w:val="403F53"/>
-          <w:sz w:val="20"/>
-          <w:szCs w:val="20"/>
-        </w:rPr>
-        <w:t xml:space="preserve">: </w:t>
-      </w:r>
-      <w:r>
-        <w:rPr>
-          <w:rFonts w:ascii="Courier New" w:eastAsia="Courier New" w:hAnsi="Courier New" w:cs="Courier New"/>
-          <w:color w:val="111111"/>
-          <w:sz w:val="20"/>
-          <w:szCs w:val="20"/>
-        </w:rPr>
-        <w:t>"</w:t>
-      </w:r>
-      <w:r>
-        <w:rPr>
-          <w:rFonts w:ascii="Courier New" w:eastAsia="Courier New" w:hAnsi="Courier New" w:cs="Courier New"/>
-          <w:color w:val="C789D6"/>
-          <w:sz w:val="20"/>
-          <w:szCs w:val="20"/>
-        </w:rPr>
-        <w:t>00:30:5</w:t>
-      </w:r>
-      <w:proofErr w:type="gramStart"/>
-      <w:r>
-        <w:rPr>
-          <w:rFonts w:ascii="Courier New" w:eastAsia="Courier New" w:hAnsi="Courier New" w:cs="Courier New"/>
-          <w:color w:val="C789D6"/>
-          <w:sz w:val="20"/>
-          <w:szCs w:val="20"/>
-        </w:rPr>
-        <w:t>d:a</w:t>
-      </w:r>
-      <w:proofErr w:type="gramEnd"/>
-      <w:r>
-        <w:rPr>
-          <w:rFonts w:ascii="Courier New" w:eastAsia="Courier New" w:hAnsi="Courier New" w:cs="Courier New"/>
-          <w:color w:val="C789D6"/>
-          <w:sz w:val="20"/>
-          <w:szCs w:val="20"/>
-        </w:rPr>
-        <w:t>7:b3:ee</w:t>
+        <w:t>00:30:5d:a7:b3:ee</w:t>
       </w:r>
       <w:r>
         <w:rPr>
@@ -4548,16 +4385,7 @@
           <w:sz w:val="21"/>
           <w:szCs w:val="21"/>
         </w:rPr>
-        <w:t xml:space="preserve"> </w:t>
-      </w:r>
-      <w:r>
-        <w:rPr>
-          <w:rFonts w:ascii="Courier New" w:eastAsia="Courier New" w:hAnsi="Courier New" w:cs="Courier New"/>
-          <w:color w:val="C96765"/>
-          <w:sz w:val="21"/>
-          <w:szCs w:val="21"/>
-        </w:rPr>
-        <w:t>PUT: /</w:t>
+        <w:t xml:space="preserve"> PUT: /</w:t>
       </w:r>
       <w:proofErr w:type="spellStart"/>
       <w:r>
@@ -4730,16 +4558,7 @@
           <w:sz w:val="21"/>
           <w:szCs w:val="21"/>
         </w:rPr>
-        <w:t>/vehicle/</w:t>
-      </w:r>
-      <w:r>
-        <w:rPr>
-          <w:rFonts w:ascii="Courier New" w:eastAsia="Courier New" w:hAnsi="Courier New" w:cs="Courier New"/>
-          <w:color w:val="C96765"/>
-          <w:sz w:val="21"/>
-          <w:szCs w:val="21"/>
-        </w:rPr>
-        <w:t>status</w:t>
+        <w:t>/vehicle/status</w:t>
       </w:r>
     </w:p>
     <w:p>
@@ -4864,10 +4683,7 @@
         <w:ind w:hanging="180"/>
       </w:pPr>
       <w:r>
-        <w:t>The user opens the “ROS Nodes on Vehicles” pa</w:t>
-      </w:r>
-      <w:r>
-        <w:t>ge</w:t>
+        <w:t>The user opens the “ROS Nodes on Vehicles” page</w:t>
       </w:r>
     </w:p>
     <w:p>
@@ -4954,10 +4770,7 @@
         <w:ind w:left="1260" w:hanging="180"/>
       </w:pPr>
       <w:r>
-        <w:t xml:space="preserve">The Backend queries the Database to get all vehicles with status is ACTIVE and still online at that </w:t>
-      </w:r>
-      <w:r>
-        <w:t xml:space="preserve">time </w:t>
+        <w:t xml:space="preserve">The Backend queries the Database to get all vehicles with status is ACTIVE and still online at that time </w:t>
       </w:r>
     </w:p>
     <w:p>
@@ -4973,17 +4786,12 @@
         <w:t xml:space="preserve">The Database return array: </w:t>
       </w:r>
       <w:proofErr w:type="spellStart"/>
-      <w:proofErr w:type="gramStart"/>
       <w:r>
         <w:t>activeVehicles</w:t>
       </w:r>
       <w:proofErr w:type="spellEnd"/>
       <w:r>
-        <w:t>[</w:t>
-      </w:r>
-      <w:proofErr w:type="gramEnd"/>
-      <w:r>
-        <w:t>]</w:t>
+        <w:t>[]</w:t>
       </w:r>
     </w:p>
     <w:p>
@@ -5552,9 +5360,76 @@
           <w:sz w:val="20"/>
           <w:szCs w:val="20"/>
         </w:rPr>
-        <w:t>00:15:5</w:t>
-      </w:r>
-      <w:proofErr w:type="gramStart"/>
+        <w:t>00:15:5d:a7:b3:e2</w:t>
+      </w:r>
+      <w:r>
+        <w:rPr>
+          <w:rFonts w:ascii="Courier New" w:eastAsia="Courier New" w:hAnsi="Courier New" w:cs="Courier New"/>
+          <w:color w:val="111111"/>
+          <w:sz w:val="20"/>
+          <w:szCs w:val="20"/>
+        </w:rPr>
+        <w:t>"</w:t>
+      </w:r>
+      <w:r>
+        <w:rPr>
+          <w:rFonts w:ascii="Courier New" w:eastAsia="Courier New" w:hAnsi="Courier New" w:cs="Courier New"/>
+          <w:color w:val="403F53"/>
+          <w:sz w:val="20"/>
+          <w:szCs w:val="20"/>
+        </w:rPr>
+        <w:t>,</w:t>
+      </w:r>
+    </w:p>
+    <w:p>
+      <w:pPr>
+        <w:shd w:val="clear" w:color="auto" w:fill="FBFBFB"/>
+        <w:spacing w:line="240" w:lineRule="auto"/>
+        <w:ind w:left="1440" w:firstLine="180"/>
+        <w:rPr>
+          <w:rFonts w:ascii="Courier New" w:eastAsia="Courier New" w:hAnsi="Courier New" w:cs="Courier New"/>
+          <w:color w:val="403F53"/>
+          <w:sz w:val="20"/>
+          <w:szCs w:val="20"/>
+        </w:rPr>
+      </w:pPr>
+      <w:r>
+        <w:rPr>
+          <w:rFonts w:ascii="Courier New" w:eastAsia="Courier New" w:hAnsi="Courier New" w:cs="Courier New"/>
+          <w:color w:val="403F53"/>
+          <w:sz w:val="20"/>
+          <w:szCs w:val="20"/>
+        </w:rPr>
+        <w:t xml:space="preserve">    </w:t>
+      </w:r>
+      <w:r>
+        <w:rPr>
+          <w:rFonts w:ascii="Courier New" w:eastAsia="Courier New" w:hAnsi="Courier New" w:cs="Courier New"/>
+          <w:color w:val="0C969B"/>
+          <w:sz w:val="20"/>
+          <w:szCs w:val="20"/>
+        </w:rPr>
+        <w:t>"name"</w:t>
+      </w:r>
+      <w:r>
+        <w:rPr>
+          <w:rFonts w:ascii="Courier New" w:eastAsia="Courier New" w:hAnsi="Courier New" w:cs="Courier New"/>
+          <w:color w:val="403F53"/>
+          <w:sz w:val="20"/>
+          <w:szCs w:val="20"/>
+        </w:rPr>
+        <w:t xml:space="preserve">: </w:t>
+      </w:r>
+      <w:r>
+        <w:rPr>
+          <w:rFonts w:ascii="Courier New" w:eastAsia="Courier New" w:hAnsi="Courier New" w:cs="Courier New"/>
+          <w:color w:val="111111"/>
+          <w:sz w:val="20"/>
+          <w:szCs w:val="20"/>
+        </w:rPr>
+        <w:t>"</w:t>
+      </w:r>
+      <w:proofErr w:type="spellStart"/>
       <w:r>
         <w:rPr>
           <w:rFonts w:ascii="Courier New" w:eastAsia="Courier New" w:hAnsi="Courier New" w:cs="Courier New"/>
@@ -5562,9 +5437,76 @@
           <w:sz w:val="20"/>
           <w:szCs w:val="20"/>
         </w:rPr>
-        <w:t>d:a</w:t>
-      </w:r>
-      <w:proofErr w:type="gramEnd"/>
+        <w:t>Testing_Car</w:t>
+      </w:r>
+      <w:proofErr w:type="spellEnd"/>
+      <w:r>
+        <w:rPr>
+          <w:rFonts w:ascii="Courier New" w:eastAsia="Courier New" w:hAnsi="Courier New" w:cs="Courier New"/>
+          <w:color w:val="111111"/>
+          <w:sz w:val="20"/>
+          <w:szCs w:val="20"/>
+        </w:rPr>
+        <w:t>"</w:t>
+      </w:r>
+      <w:r>
+        <w:rPr>
+          <w:rFonts w:ascii="Courier New" w:eastAsia="Courier New" w:hAnsi="Courier New" w:cs="Courier New"/>
+          <w:color w:val="403F53"/>
+          <w:sz w:val="20"/>
+          <w:szCs w:val="20"/>
+        </w:rPr>
+        <w:t>,</w:t>
+      </w:r>
+    </w:p>
+    <w:p>
+      <w:pPr>
+        <w:shd w:val="clear" w:color="auto" w:fill="FBFBFB"/>
+        <w:spacing w:line="240" w:lineRule="auto"/>
+        <w:ind w:left="1440" w:firstLine="180"/>
+        <w:rPr>
+          <w:rFonts w:ascii="Courier New" w:eastAsia="Courier New" w:hAnsi="Courier New" w:cs="Courier New"/>
+          <w:color w:val="403F53"/>
+          <w:sz w:val="20"/>
+          <w:szCs w:val="20"/>
+        </w:rPr>
+      </w:pPr>
+      <w:r>
+        <w:rPr>
+          <w:rFonts w:ascii="Courier New" w:eastAsia="Courier New" w:hAnsi="Courier New" w:cs="Courier New"/>
+          <w:color w:val="403F53"/>
+          <w:sz w:val="20"/>
+          <w:szCs w:val="20"/>
+        </w:rPr>
+        <w:t xml:space="preserve">    </w:t>
+      </w:r>
+      <w:r>
+        <w:rPr>
+          <w:rFonts w:ascii="Courier New" w:eastAsia="Courier New" w:hAnsi="Courier New" w:cs="Courier New"/>
+          <w:color w:val="0C969B"/>
+          <w:sz w:val="20"/>
+          <w:szCs w:val="20"/>
+        </w:rPr>
+        <w:t>"status"</w:t>
+      </w:r>
+      <w:r>
+        <w:rPr>
+          <w:rFonts w:ascii="Courier New" w:eastAsia="Courier New" w:hAnsi="Courier New" w:cs="Courier New"/>
+          <w:color w:val="403F53"/>
+          <w:sz w:val="20"/>
+          <w:szCs w:val="20"/>
+        </w:rPr>
+        <w:t xml:space="preserve">: </w:t>
+      </w:r>
+      <w:r>
+        <w:rPr>
+          <w:rFonts w:ascii="Courier New" w:eastAsia="Courier New" w:hAnsi="Courier New" w:cs="Courier New"/>
+          <w:color w:val="111111"/>
+          <w:sz w:val="20"/>
+          <w:szCs w:val="20"/>
+        </w:rPr>
+        <w:t>"</w:t>
+      </w:r>
       <w:r>
         <w:rPr>
           <w:rFonts w:ascii="Courier New" w:eastAsia="Courier New" w:hAnsi="Courier New" w:cs="Courier New"/>
@@ -5572,7 +5514,7 @@
           <w:sz w:val="20"/>
           <w:szCs w:val="20"/>
         </w:rPr>
-        <w:t>7:b3:e2</w:t>
+        <w:t>ACTIVE</w:t>
       </w:r>
       <w:r>
         <w:rPr>
@@ -5600,7 +5542,7 @@
         <w:ind w:left="1440" w:firstLine="180"/>
         <w:rPr>
           <w:rFonts w:ascii="Courier New" w:eastAsia="Courier New" w:hAnsi="Courier New" w:cs="Courier New"/>
-          <w:color w:val="403F53"/>
+          <w:color w:val="111111"/>
           <w:sz w:val="20"/>
           <w:szCs w:val="20"/>
         </w:rPr>
@@ -5621,7 +5563,27 @@
           <w:sz w:val="20"/>
           <w:szCs w:val="20"/>
         </w:rPr>
-        <w:t>"name"</w:t>
+        <w:t>"</w:t>
+      </w:r>
+      <w:proofErr w:type="spellStart"/>
+      <w:r>
+        <w:rPr>
+          <w:rFonts w:ascii="Courier New" w:eastAsia="Courier New" w:hAnsi="Courier New" w:cs="Courier New"/>
+          <w:color w:val="0C969B"/>
+          <w:sz w:val="20"/>
+          <w:szCs w:val="20"/>
+        </w:rPr>
+        <w:t>updatedAt</w:t>
+      </w:r>
+      <w:proofErr w:type="spellEnd"/>
+      <w:r>
+        <w:rPr>
+          <w:rFonts w:ascii="Courier New" w:eastAsia="Courier New" w:hAnsi="Courier New" w:cs="Courier New"/>
+          <w:color w:val="0C969B"/>
+          <w:sz w:val="20"/>
+          <w:szCs w:val="20"/>
+        </w:rPr>
+        <w:t>"</w:t>
       </w:r>
       <w:r>
         <w:rPr>
@@ -5641,7 +5603,6 @@
         </w:rPr>
         <w:t>"</w:t>
       </w:r>
-      <w:proofErr w:type="spellStart"/>
       <w:r>
         <w:rPr>
           <w:rFonts w:ascii="Courier New" w:eastAsia="Courier New" w:hAnsi="Courier New" w:cs="Courier New"/>
@@ -5649,9 +5610,139 @@
           <w:sz w:val="20"/>
           <w:szCs w:val="20"/>
         </w:rPr>
-        <w:t>Testing_Car</w:t>
-      </w:r>
-      <w:proofErr w:type="spellEnd"/>
+        <w:t>2023-04-06T06:57:15.491Z</w:t>
+      </w:r>
+      <w:r>
+        <w:rPr>
+          <w:rFonts w:ascii="Courier New" w:eastAsia="Courier New" w:hAnsi="Courier New" w:cs="Courier New"/>
+          <w:color w:val="111111"/>
+          <w:sz w:val="20"/>
+          <w:szCs w:val="20"/>
+        </w:rPr>
+        <w:t>"</w:t>
+      </w:r>
+    </w:p>
+    <w:p>
+      <w:pPr>
+        <w:shd w:val="clear" w:color="auto" w:fill="FBFBFB"/>
+        <w:spacing w:line="240" w:lineRule="auto"/>
+        <w:ind w:left="1440" w:firstLine="180"/>
+        <w:rPr>
+          <w:rFonts w:ascii="Courier New" w:eastAsia="Courier New" w:hAnsi="Courier New" w:cs="Courier New"/>
+          <w:color w:val="403F53"/>
+          <w:sz w:val="20"/>
+          <w:szCs w:val="20"/>
+        </w:rPr>
+      </w:pPr>
+      <w:r>
+        <w:rPr>
+          <w:rFonts w:ascii="Courier New" w:eastAsia="Courier New" w:hAnsi="Courier New" w:cs="Courier New"/>
+          <w:color w:val="403F53"/>
+          <w:sz w:val="20"/>
+          <w:szCs w:val="20"/>
+        </w:rPr>
+        <w:t xml:space="preserve">  },</w:t>
+      </w:r>
+    </w:p>
+    <w:p>
+      <w:pPr>
+        <w:shd w:val="clear" w:color="auto" w:fill="FBFBFB"/>
+        <w:spacing w:line="240" w:lineRule="auto"/>
+        <w:ind w:left="1440" w:firstLine="180"/>
+        <w:rPr>
+          <w:rFonts w:ascii="Courier New" w:eastAsia="Courier New" w:hAnsi="Courier New" w:cs="Courier New"/>
+          <w:color w:val="403F53"/>
+          <w:sz w:val="20"/>
+          <w:szCs w:val="20"/>
+        </w:rPr>
+      </w:pPr>
+      <w:r>
+        <w:rPr>
+          <w:rFonts w:ascii="Courier New" w:eastAsia="Courier New" w:hAnsi="Courier New" w:cs="Courier New"/>
+          <w:color w:val="403F53"/>
+          <w:sz w:val="20"/>
+          <w:szCs w:val="20"/>
+        </w:rPr>
+        <w:t xml:space="preserve">  {</w:t>
+      </w:r>
+    </w:p>
+    <w:p>
+      <w:pPr>
+        <w:shd w:val="clear" w:color="auto" w:fill="FBFBFB"/>
+        <w:spacing w:line="240" w:lineRule="auto"/>
+        <w:ind w:left="1440" w:firstLine="180"/>
+        <w:rPr>
+          <w:rFonts w:ascii="Courier New" w:eastAsia="Courier New" w:hAnsi="Courier New" w:cs="Courier New"/>
+          <w:color w:val="403F53"/>
+          <w:sz w:val="20"/>
+          <w:szCs w:val="20"/>
+        </w:rPr>
+      </w:pPr>
+      <w:r>
+        <w:rPr>
+          <w:rFonts w:ascii="Courier New" w:eastAsia="Courier New" w:hAnsi="Courier New" w:cs="Courier New"/>
+          <w:color w:val="403F53"/>
+          <w:sz w:val="20"/>
+          <w:szCs w:val="20"/>
+        </w:rPr>
+        <w:t xml:space="preserve">    </w:t>
+      </w:r>
+      <w:r>
+        <w:rPr>
+          <w:rFonts w:ascii="Courier New" w:eastAsia="Courier New" w:hAnsi="Courier New" w:cs="Courier New"/>
+          <w:color w:val="0C969B"/>
+          <w:sz w:val="20"/>
+          <w:szCs w:val="20"/>
+        </w:rPr>
+        <w:t>"</w:t>
+      </w:r>
+      <w:proofErr w:type="spellStart"/>
+      <w:r>
+        <w:rPr>
+          <w:rFonts w:ascii="Courier New" w:eastAsia="Courier New" w:hAnsi="Courier New" w:cs="Courier New"/>
+          <w:color w:val="0C969B"/>
+          <w:sz w:val="20"/>
+          <w:szCs w:val="20"/>
+        </w:rPr>
+        <w:t>certKey</w:t>
+      </w:r>
+      <w:proofErr w:type="spellEnd"/>
+      <w:r>
+        <w:rPr>
+          <w:rFonts w:ascii="Courier New" w:eastAsia="Courier New" w:hAnsi="Courier New" w:cs="Courier New"/>
+          <w:color w:val="0C969B"/>
+          <w:sz w:val="20"/>
+          <w:szCs w:val="20"/>
+        </w:rPr>
+        <w:t>"</w:t>
+      </w:r>
+      <w:r>
+        <w:rPr>
+          <w:rFonts w:ascii="Courier New" w:eastAsia="Courier New" w:hAnsi="Courier New" w:cs="Courier New"/>
+          <w:color w:val="403F53"/>
+          <w:sz w:val="20"/>
+          <w:szCs w:val="20"/>
+        </w:rPr>
+        <w:t xml:space="preserve">: </w:t>
+      </w:r>
+      <w:r>
+        <w:rPr>
+          <w:rFonts w:ascii="Courier New" w:eastAsia="Courier New" w:hAnsi="Courier New" w:cs="Courier New"/>
+          <w:color w:val="111111"/>
+          <w:sz w:val="20"/>
+          <w:szCs w:val="20"/>
+        </w:rPr>
+        <w:t>"</w:t>
+      </w:r>
+      <w:r>
+        <w:rPr>
+          <w:rFonts w:ascii="Courier New" w:eastAsia="Courier New" w:hAnsi="Courier New" w:cs="Courier New"/>
+          <w:color w:val="C789D6"/>
+          <w:sz w:val="20"/>
+          <w:szCs w:val="20"/>
+        </w:rPr>
+        <w:t>6fd75ac7-2ca6-4765-b7f9-f7fd449d2a08</w:t>
+      </w:r>
       <w:r>
         <w:rPr>
           <w:rFonts w:ascii="Courier New" w:eastAsia="Courier New" w:hAnsi="Courier New" w:cs="Courier New"/>
@@ -5699,7 +5790,27 @@
           <w:sz w:val="20"/>
           <w:szCs w:val="20"/>
         </w:rPr>
-        <w:t>"status"</w:t>
+        <w:t>"</w:t>
+      </w:r>
+      <w:proofErr w:type="spellStart"/>
+      <w:r>
+        <w:rPr>
+          <w:rFonts w:ascii="Courier New" w:eastAsia="Courier New" w:hAnsi="Courier New" w:cs="Courier New"/>
+          <w:color w:val="0C969B"/>
+          <w:sz w:val="20"/>
+          <w:szCs w:val="20"/>
+        </w:rPr>
+        <w:t>createdAt</w:t>
+      </w:r>
+      <w:proofErr w:type="spellEnd"/>
+      <w:r>
+        <w:rPr>
+          <w:rFonts w:ascii="Courier New" w:eastAsia="Courier New" w:hAnsi="Courier New" w:cs="Courier New"/>
+          <w:color w:val="0C969B"/>
+          <w:sz w:val="20"/>
+          <w:szCs w:val="20"/>
+        </w:rPr>
+        <w:t>"</w:t>
       </w:r>
       <w:r>
         <w:rPr>
@@ -5726,7 +5837,7 @@
           <w:sz w:val="20"/>
           <w:szCs w:val="20"/>
         </w:rPr>
-        <w:t>ACTIVE</w:t>
+        <w:t>2023-04-06T06:58:15.491Z</w:t>
       </w:r>
       <w:r>
         <w:rPr>
@@ -5754,7 +5865,7 @@
         <w:ind w:left="1440" w:firstLine="180"/>
         <w:rPr>
           <w:rFonts w:ascii="Courier New" w:eastAsia="Courier New" w:hAnsi="Courier New" w:cs="Courier New"/>
-          <w:color w:val="111111"/>
+          <w:color w:val="403F53"/>
           <w:sz w:val="20"/>
           <w:szCs w:val="20"/>
         </w:rPr>
@@ -5775,27 +5886,7 @@
           <w:sz w:val="20"/>
           <w:szCs w:val="20"/>
         </w:rPr>
-        <w:t>"</w:t>
-      </w:r>
-      <w:proofErr w:type="spellStart"/>
-      <w:r>
-        <w:rPr>
-          <w:rFonts w:ascii="Courier New" w:eastAsia="Courier New" w:hAnsi="Courier New" w:cs="Courier New"/>
-          <w:color w:val="0C969B"/>
-          <w:sz w:val="20"/>
-          <w:szCs w:val="20"/>
-        </w:rPr>
-        <w:t>updatedAt</w:t>
-      </w:r>
-      <w:proofErr w:type="spellEnd"/>
-      <w:r>
-        <w:rPr>
-          <w:rFonts w:ascii="Courier New" w:eastAsia="Courier New" w:hAnsi="Courier New" w:cs="Courier New"/>
-          <w:color w:val="0C969B"/>
-          <w:sz w:val="20"/>
-          <w:szCs w:val="20"/>
-        </w:rPr>
-        <w:t>"</w:t>
+        <w:t>"id"</w:t>
       </w:r>
       <w:r>
         <w:rPr>
@@ -5809,6 +5900,162 @@
       <w:r>
         <w:rPr>
           <w:rFonts w:ascii="Courier New" w:eastAsia="Courier New" w:hAnsi="Courier New" w:cs="Courier New"/>
+          <w:color w:val="AA0982"/>
+          <w:sz w:val="20"/>
+          <w:szCs w:val="20"/>
+        </w:rPr>
+        <w:t>3083</w:t>
+      </w:r>
+      <w:r>
+        <w:rPr>
+          <w:rFonts w:ascii="Courier New" w:eastAsia="Courier New" w:hAnsi="Courier New" w:cs="Courier New"/>
+          <w:color w:val="403F53"/>
+          <w:sz w:val="20"/>
+          <w:szCs w:val="20"/>
+        </w:rPr>
+        <w:t>,</w:t>
+      </w:r>
+    </w:p>
+    <w:p>
+      <w:pPr>
+        <w:shd w:val="clear" w:color="auto" w:fill="FBFBFB"/>
+        <w:spacing w:line="240" w:lineRule="auto"/>
+        <w:ind w:left="1440" w:firstLine="180"/>
+        <w:rPr>
+          <w:rFonts w:ascii="Courier New" w:eastAsia="Courier New" w:hAnsi="Courier New" w:cs="Courier New"/>
+          <w:color w:val="403F53"/>
+          <w:sz w:val="20"/>
+          <w:szCs w:val="20"/>
+        </w:rPr>
+      </w:pPr>
+      <w:r>
+        <w:rPr>
+          <w:rFonts w:ascii="Courier New" w:eastAsia="Courier New" w:hAnsi="Courier New" w:cs="Courier New"/>
+          <w:color w:val="403F53"/>
+          <w:sz w:val="20"/>
+          <w:szCs w:val="20"/>
+        </w:rPr>
+        <w:t xml:space="preserve">    </w:t>
+      </w:r>
+      <w:r>
+        <w:rPr>
+          <w:rFonts w:ascii="Courier New" w:eastAsia="Courier New" w:hAnsi="Courier New" w:cs="Courier New"/>
+          <w:color w:val="0C969B"/>
+          <w:sz w:val="20"/>
+          <w:szCs w:val="20"/>
+        </w:rPr>
+        <w:t>"</w:t>
+      </w:r>
+      <w:proofErr w:type="spellStart"/>
+      <w:r>
+        <w:rPr>
+          <w:rFonts w:ascii="Courier New" w:eastAsia="Courier New" w:hAnsi="Courier New" w:cs="Courier New"/>
+          <w:color w:val="0C969B"/>
+          <w:sz w:val="20"/>
+          <w:szCs w:val="20"/>
+        </w:rPr>
+        <w:t>isOnline</w:t>
+      </w:r>
+      <w:proofErr w:type="spellEnd"/>
+      <w:r>
+        <w:rPr>
+          <w:rFonts w:ascii="Courier New" w:eastAsia="Courier New" w:hAnsi="Courier New" w:cs="Courier New"/>
+          <w:color w:val="0C969B"/>
+          <w:sz w:val="20"/>
+          <w:szCs w:val="20"/>
+        </w:rPr>
+        <w:t>"</w:t>
+      </w:r>
+      <w:r>
+        <w:rPr>
+          <w:rFonts w:ascii="Courier New" w:eastAsia="Courier New" w:hAnsi="Courier New" w:cs="Courier New"/>
+          <w:color w:val="403F53"/>
+          <w:sz w:val="20"/>
+          <w:szCs w:val="20"/>
+        </w:rPr>
+        <w:t xml:space="preserve">: </w:t>
+      </w:r>
+      <w:r>
+        <w:rPr>
+          <w:rFonts w:ascii="Courier New" w:eastAsia="Courier New" w:hAnsi="Courier New" w:cs="Courier New"/>
+          <w:color w:val="BC5454"/>
+          <w:sz w:val="20"/>
+          <w:szCs w:val="20"/>
+        </w:rPr>
+        <w:t>true</w:t>
+      </w:r>
+      <w:r>
+        <w:rPr>
+          <w:rFonts w:ascii="Courier New" w:eastAsia="Courier New" w:hAnsi="Courier New" w:cs="Courier New"/>
+          <w:color w:val="403F53"/>
+          <w:sz w:val="20"/>
+          <w:szCs w:val="20"/>
+        </w:rPr>
+        <w:t>,</w:t>
+      </w:r>
+    </w:p>
+    <w:p>
+      <w:pPr>
+        <w:shd w:val="clear" w:color="auto" w:fill="FBFBFB"/>
+        <w:spacing w:line="240" w:lineRule="auto"/>
+        <w:ind w:left="1440" w:firstLine="180"/>
+        <w:rPr>
+          <w:rFonts w:ascii="Courier New" w:eastAsia="Courier New" w:hAnsi="Courier New" w:cs="Courier New"/>
+          <w:color w:val="403F53"/>
+          <w:sz w:val="20"/>
+          <w:szCs w:val="20"/>
+        </w:rPr>
+      </w:pPr>
+      <w:r>
+        <w:rPr>
+          <w:rFonts w:ascii="Courier New" w:eastAsia="Courier New" w:hAnsi="Courier New" w:cs="Courier New"/>
+          <w:color w:val="403F53"/>
+          <w:sz w:val="20"/>
+          <w:szCs w:val="20"/>
+        </w:rPr>
+        <w:t xml:space="preserve">    </w:t>
+      </w:r>
+      <w:r>
+        <w:rPr>
+          <w:rFonts w:ascii="Courier New" w:eastAsia="Courier New" w:hAnsi="Courier New" w:cs="Courier New"/>
+          <w:color w:val="0C969B"/>
+          <w:sz w:val="20"/>
+          <w:szCs w:val="20"/>
+        </w:rPr>
+        <w:t>"</w:t>
+      </w:r>
+      <w:proofErr w:type="spellStart"/>
+      <w:r>
+        <w:rPr>
+          <w:rFonts w:ascii="Courier New" w:eastAsia="Courier New" w:hAnsi="Courier New" w:cs="Courier New"/>
+          <w:color w:val="0C969B"/>
+          <w:sz w:val="20"/>
+          <w:szCs w:val="20"/>
+        </w:rPr>
+        <w:t>lastConnected</w:t>
+      </w:r>
+      <w:proofErr w:type="spellEnd"/>
+      <w:r>
+        <w:rPr>
+          <w:rFonts w:ascii="Courier New" w:eastAsia="Courier New" w:hAnsi="Courier New" w:cs="Courier New"/>
+          <w:color w:val="0C969B"/>
+          <w:sz w:val="20"/>
+          <w:szCs w:val="20"/>
+        </w:rPr>
+        <w:t>"</w:t>
+      </w:r>
+      <w:r>
+        <w:rPr>
+          <w:rFonts w:ascii="Courier New" w:eastAsia="Courier New" w:hAnsi="Courier New" w:cs="Courier New"/>
+          <w:color w:val="403F53"/>
+          <w:sz w:val="20"/>
+          <w:szCs w:val="20"/>
+        </w:rPr>
+        <w:t xml:space="preserve">: </w:t>
+      </w:r>
+      <w:r>
+        <w:rPr>
+          <w:rFonts w:ascii="Courier New" w:eastAsia="Courier New" w:hAnsi="Courier New" w:cs="Courier New"/>
           <w:color w:val="111111"/>
           <w:sz w:val="20"/>
           <w:szCs w:val="20"/>
@@ -5833,6 +6080,15 @@
         </w:rPr>
         <w:t>"</w:t>
       </w:r>
+      <w:r>
+        <w:rPr>
+          <w:rFonts w:ascii="Courier New" w:eastAsia="Courier New" w:hAnsi="Courier New" w:cs="Courier New"/>
+          <w:color w:val="403F53"/>
+          <w:sz w:val="20"/>
+          <w:szCs w:val="20"/>
+        </w:rPr>
+        <w:t>,</w:t>
+      </w:r>
     </w:p>
     <w:p>
       <w:pPr>
@@ -5853,50 +6109,6 @@
           <w:sz w:val="20"/>
           <w:szCs w:val="20"/>
         </w:rPr>
-        <w:t xml:space="preserve">  },</w:t>
-      </w:r>
-    </w:p>
-    <w:p>
-      <w:pPr>
-        <w:shd w:val="clear" w:color="auto" w:fill="FBFBFB"/>
-        <w:spacing w:line="240" w:lineRule="auto"/>
-        <w:ind w:left="1440" w:firstLine="180"/>
-        <w:rPr>
-          <w:rFonts w:ascii="Courier New" w:eastAsia="Courier New" w:hAnsi="Courier New" w:cs="Courier New"/>
-          <w:color w:val="403F53"/>
-          <w:sz w:val="20"/>
-          <w:szCs w:val="20"/>
-        </w:rPr>
-      </w:pPr>
-      <w:r>
-        <w:rPr>
-          <w:rFonts w:ascii="Courier New" w:eastAsia="Courier New" w:hAnsi="Courier New" w:cs="Courier New"/>
-          <w:color w:val="403F53"/>
-          <w:sz w:val="20"/>
-          <w:szCs w:val="20"/>
-        </w:rPr>
-        <w:t xml:space="preserve">  {</w:t>
-      </w:r>
-    </w:p>
-    <w:p>
-      <w:pPr>
-        <w:shd w:val="clear" w:color="auto" w:fill="FBFBFB"/>
-        <w:spacing w:line="240" w:lineRule="auto"/>
-        <w:ind w:left="1440" w:firstLine="180"/>
-        <w:rPr>
-          <w:rFonts w:ascii="Courier New" w:eastAsia="Courier New" w:hAnsi="Courier New" w:cs="Courier New"/>
-          <w:color w:val="403F53"/>
-          <w:sz w:val="20"/>
-          <w:szCs w:val="20"/>
-        </w:rPr>
-      </w:pPr>
-      <w:r>
-        <w:rPr>
-          <w:rFonts w:ascii="Courier New" w:eastAsia="Courier New" w:hAnsi="Courier New" w:cs="Courier New"/>
-          <w:color w:val="403F53"/>
-          <w:sz w:val="20"/>
-          <w:szCs w:val="20"/>
-        </w:rPr>
         <w:t xml:space="preserve">    </w:t>
       </w:r>
       <w:r>
@@ -5916,7 +6128,7 @@
           <w:sz w:val="20"/>
           <w:szCs w:val="20"/>
         </w:rPr>
-        <w:t>certKey</w:t>
+        <w:t>macAddress</w:t>
       </w:r>
       <w:proofErr w:type="spellEnd"/>
       <w:r>
@@ -5953,451 +6165,7 @@
           <w:sz w:val="20"/>
           <w:szCs w:val="20"/>
         </w:rPr>
-        <w:t>6fd75ac7-2ca6-4765-b7f9-f7fd449d2a08</w:t>
-      </w:r>
-      <w:r>
-        <w:rPr>
-          <w:rFonts w:ascii="Courier New" w:eastAsia="Courier New" w:hAnsi="Courier New" w:cs="Courier New"/>
-          <w:color w:val="111111"/>
-          <w:sz w:val="20"/>
-          <w:szCs w:val="20"/>
-        </w:rPr>
-        <w:t>"</w:t>
-      </w:r>
-      <w:r>
-        <w:rPr>
-          <w:rFonts w:ascii="Courier New" w:eastAsia="Courier New" w:hAnsi="Courier New" w:cs="Courier New"/>
-          <w:color w:val="403F53"/>
-          <w:sz w:val="20"/>
-          <w:szCs w:val="20"/>
-        </w:rPr>
-        <w:t>,</w:t>
-      </w:r>
-    </w:p>
-    <w:p>
-      <w:pPr>
-        <w:shd w:val="clear" w:color="auto" w:fill="FBFBFB"/>
-        <w:spacing w:line="240" w:lineRule="auto"/>
-        <w:ind w:left="1440" w:firstLine="180"/>
-        <w:rPr>
-          <w:rFonts w:ascii="Courier New" w:eastAsia="Courier New" w:hAnsi="Courier New" w:cs="Courier New"/>
-          <w:color w:val="403F53"/>
-          <w:sz w:val="20"/>
-          <w:szCs w:val="20"/>
-        </w:rPr>
-      </w:pPr>
-      <w:r>
-        <w:rPr>
-          <w:rFonts w:ascii="Courier New" w:eastAsia="Courier New" w:hAnsi="Courier New" w:cs="Courier New"/>
-          <w:color w:val="403F53"/>
-          <w:sz w:val="20"/>
-          <w:szCs w:val="20"/>
-        </w:rPr>
-        <w:t xml:space="preserve">    </w:t>
-      </w:r>
-      <w:r>
-        <w:rPr>
-          <w:rFonts w:ascii="Courier New" w:eastAsia="Courier New" w:hAnsi="Courier New" w:cs="Courier New"/>
-          <w:color w:val="0C969B"/>
-          <w:sz w:val="20"/>
-          <w:szCs w:val="20"/>
-        </w:rPr>
-        <w:t>"</w:t>
-      </w:r>
-      <w:proofErr w:type="spellStart"/>
-      <w:r>
-        <w:rPr>
-          <w:rFonts w:ascii="Courier New" w:eastAsia="Courier New" w:hAnsi="Courier New" w:cs="Courier New"/>
-          <w:color w:val="0C969B"/>
-          <w:sz w:val="20"/>
-          <w:szCs w:val="20"/>
-        </w:rPr>
-        <w:t>createdAt</w:t>
-      </w:r>
-      <w:proofErr w:type="spellEnd"/>
-      <w:r>
-        <w:rPr>
-          <w:rFonts w:ascii="Courier New" w:eastAsia="Courier New" w:hAnsi="Courier New" w:cs="Courier New"/>
-          <w:color w:val="0C969B"/>
-          <w:sz w:val="20"/>
-          <w:szCs w:val="20"/>
-        </w:rPr>
-        <w:t>"</w:t>
-      </w:r>
-      <w:r>
-        <w:rPr>
-          <w:rFonts w:ascii="Courier New" w:eastAsia="Courier New" w:hAnsi="Courier New" w:cs="Courier New"/>
-          <w:color w:val="403F53"/>
-          <w:sz w:val="20"/>
-          <w:szCs w:val="20"/>
-        </w:rPr>
-        <w:t xml:space="preserve">: </w:t>
-      </w:r>
-      <w:r>
-        <w:rPr>
-          <w:rFonts w:ascii="Courier New" w:eastAsia="Courier New" w:hAnsi="Courier New" w:cs="Courier New"/>
-          <w:color w:val="111111"/>
-          <w:sz w:val="20"/>
-          <w:szCs w:val="20"/>
-        </w:rPr>
-        <w:t>"</w:t>
-      </w:r>
-      <w:r>
-        <w:rPr>
-          <w:rFonts w:ascii="Courier New" w:eastAsia="Courier New" w:hAnsi="Courier New" w:cs="Courier New"/>
-          <w:color w:val="C789D6"/>
-          <w:sz w:val="20"/>
-          <w:szCs w:val="20"/>
-        </w:rPr>
-        <w:t>2023-04-06T06:58:15.491Z</w:t>
-      </w:r>
-      <w:r>
-        <w:rPr>
-          <w:rFonts w:ascii="Courier New" w:eastAsia="Courier New" w:hAnsi="Courier New" w:cs="Courier New"/>
-          <w:color w:val="111111"/>
-          <w:sz w:val="20"/>
-          <w:szCs w:val="20"/>
-        </w:rPr>
-        <w:t>"</w:t>
-      </w:r>
-      <w:r>
-        <w:rPr>
-          <w:rFonts w:ascii="Courier New" w:eastAsia="Courier New" w:hAnsi="Courier New" w:cs="Courier New"/>
-          <w:color w:val="403F53"/>
-          <w:sz w:val="20"/>
-          <w:szCs w:val="20"/>
-        </w:rPr>
-        <w:t>,</w:t>
-      </w:r>
-    </w:p>
-    <w:p>
-      <w:pPr>
-        <w:shd w:val="clear" w:color="auto" w:fill="FBFBFB"/>
-        <w:spacing w:line="240" w:lineRule="auto"/>
-        <w:ind w:left="1440" w:firstLine="180"/>
-        <w:rPr>
-          <w:rFonts w:ascii="Courier New" w:eastAsia="Courier New" w:hAnsi="Courier New" w:cs="Courier New"/>
-          <w:color w:val="403F53"/>
-          <w:sz w:val="20"/>
-          <w:szCs w:val="20"/>
-        </w:rPr>
-      </w:pPr>
-      <w:r>
-        <w:rPr>
-          <w:rFonts w:ascii="Courier New" w:eastAsia="Courier New" w:hAnsi="Courier New" w:cs="Courier New"/>
-          <w:color w:val="403F53"/>
-          <w:sz w:val="20"/>
-          <w:szCs w:val="20"/>
-        </w:rPr>
-        <w:t xml:space="preserve">    </w:t>
-      </w:r>
-      <w:r>
-        <w:rPr>
-          <w:rFonts w:ascii="Courier New" w:eastAsia="Courier New" w:hAnsi="Courier New" w:cs="Courier New"/>
-          <w:color w:val="0C969B"/>
-          <w:sz w:val="20"/>
-          <w:szCs w:val="20"/>
-        </w:rPr>
-        <w:t>"id"</w:t>
-      </w:r>
-      <w:r>
-        <w:rPr>
-          <w:rFonts w:ascii="Courier New" w:eastAsia="Courier New" w:hAnsi="Courier New" w:cs="Courier New"/>
-          <w:color w:val="403F53"/>
-          <w:sz w:val="20"/>
-          <w:szCs w:val="20"/>
-        </w:rPr>
-        <w:t xml:space="preserve">: </w:t>
-      </w:r>
-      <w:r>
-        <w:rPr>
-          <w:rFonts w:ascii="Courier New" w:eastAsia="Courier New" w:hAnsi="Courier New" w:cs="Courier New"/>
-          <w:color w:val="AA0982"/>
-          <w:sz w:val="20"/>
-          <w:szCs w:val="20"/>
-        </w:rPr>
-        <w:t>3083</w:t>
-      </w:r>
-      <w:r>
-        <w:rPr>
-          <w:rFonts w:ascii="Courier New" w:eastAsia="Courier New" w:hAnsi="Courier New" w:cs="Courier New"/>
-          <w:color w:val="403F53"/>
-          <w:sz w:val="20"/>
-          <w:szCs w:val="20"/>
-        </w:rPr>
-        <w:t>,</w:t>
-      </w:r>
-    </w:p>
-    <w:p>
-      <w:pPr>
-        <w:shd w:val="clear" w:color="auto" w:fill="FBFBFB"/>
-        <w:spacing w:line="240" w:lineRule="auto"/>
-        <w:ind w:left="1440" w:firstLine="180"/>
-        <w:rPr>
-          <w:rFonts w:ascii="Courier New" w:eastAsia="Courier New" w:hAnsi="Courier New" w:cs="Courier New"/>
-          <w:color w:val="403F53"/>
-          <w:sz w:val="20"/>
-          <w:szCs w:val="20"/>
-        </w:rPr>
-      </w:pPr>
-      <w:r>
-        <w:rPr>
-          <w:rFonts w:ascii="Courier New" w:eastAsia="Courier New" w:hAnsi="Courier New" w:cs="Courier New"/>
-          <w:color w:val="403F53"/>
-          <w:sz w:val="20"/>
-          <w:szCs w:val="20"/>
-        </w:rPr>
-        <w:t xml:space="preserve">    </w:t>
-      </w:r>
-      <w:r>
-        <w:rPr>
-          <w:rFonts w:ascii="Courier New" w:eastAsia="Courier New" w:hAnsi="Courier New" w:cs="Courier New"/>
-          <w:color w:val="0C969B"/>
-          <w:sz w:val="20"/>
-          <w:szCs w:val="20"/>
-        </w:rPr>
-        <w:t>"</w:t>
-      </w:r>
-      <w:proofErr w:type="spellStart"/>
-      <w:r>
-        <w:rPr>
-          <w:rFonts w:ascii="Courier New" w:eastAsia="Courier New" w:hAnsi="Courier New" w:cs="Courier New"/>
-          <w:color w:val="0C969B"/>
-          <w:sz w:val="20"/>
-          <w:szCs w:val="20"/>
-        </w:rPr>
-        <w:t>isOnline</w:t>
-      </w:r>
-      <w:proofErr w:type="spellEnd"/>
-      <w:r>
-        <w:rPr>
-          <w:rFonts w:ascii="Courier New" w:eastAsia="Courier New" w:hAnsi="Courier New" w:cs="Courier New"/>
-          <w:color w:val="0C969B"/>
-          <w:sz w:val="20"/>
-          <w:szCs w:val="20"/>
-        </w:rPr>
-        <w:t>"</w:t>
-      </w:r>
-      <w:r>
-        <w:rPr>
-          <w:rFonts w:ascii="Courier New" w:eastAsia="Courier New" w:hAnsi="Courier New" w:cs="Courier New"/>
-          <w:color w:val="403F53"/>
-          <w:sz w:val="20"/>
-          <w:szCs w:val="20"/>
-        </w:rPr>
-        <w:t xml:space="preserve">: </w:t>
-      </w:r>
-      <w:r>
-        <w:rPr>
-          <w:rFonts w:ascii="Courier New" w:eastAsia="Courier New" w:hAnsi="Courier New" w:cs="Courier New"/>
-          <w:color w:val="BC5454"/>
-          <w:sz w:val="20"/>
-          <w:szCs w:val="20"/>
-        </w:rPr>
-        <w:t>true</w:t>
-      </w:r>
-      <w:r>
-        <w:rPr>
-          <w:rFonts w:ascii="Courier New" w:eastAsia="Courier New" w:hAnsi="Courier New" w:cs="Courier New"/>
-          <w:color w:val="403F53"/>
-          <w:sz w:val="20"/>
-          <w:szCs w:val="20"/>
-        </w:rPr>
-        <w:t>,</w:t>
-      </w:r>
-    </w:p>
-    <w:p>
-      <w:pPr>
-        <w:shd w:val="clear" w:color="auto" w:fill="FBFBFB"/>
-        <w:spacing w:line="240" w:lineRule="auto"/>
-        <w:ind w:left="1440" w:firstLine="180"/>
-        <w:rPr>
-          <w:rFonts w:ascii="Courier New" w:eastAsia="Courier New" w:hAnsi="Courier New" w:cs="Courier New"/>
-          <w:color w:val="403F53"/>
-          <w:sz w:val="20"/>
-          <w:szCs w:val="20"/>
-        </w:rPr>
-      </w:pPr>
-      <w:r>
-        <w:rPr>
-          <w:rFonts w:ascii="Courier New" w:eastAsia="Courier New" w:hAnsi="Courier New" w:cs="Courier New"/>
-          <w:color w:val="403F53"/>
-          <w:sz w:val="20"/>
-          <w:szCs w:val="20"/>
-        </w:rPr>
-        <w:t xml:space="preserve">    </w:t>
-      </w:r>
-      <w:r>
-        <w:rPr>
-          <w:rFonts w:ascii="Courier New" w:eastAsia="Courier New" w:hAnsi="Courier New" w:cs="Courier New"/>
-          <w:color w:val="0C969B"/>
-          <w:sz w:val="20"/>
-          <w:szCs w:val="20"/>
-        </w:rPr>
-        <w:t>"</w:t>
-      </w:r>
-      <w:proofErr w:type="spellStart"/>
-      <w:r>
-        <w:rPr>
-          <w:rFonts w:ascii="Courier New" w:eastAsia="Courier New" w:hAnsi="Courier New" w:cs="Courier New"/>
-          <w:color w:val="0C969B"/>
-          <w:sz w:val="20"/>
-          <w:szCs w:val="20"/>
-        </w:rPr>
-        <w:t>lastConnected</w:t>
-      </w:r>
-      <w:proofErr w:type="spellEnd"/>
-      <w:r>
-        <w:rPr>
-          <w:rFonts w:ascii="Courier New" w:eastAsia="Courier New" w:hAnsi="Courier New" w:cs="Courier New"/>
-          <w:color w:val="0C969B"/>
-          <w:sz w:val="20"/>
-          <w:szCs w:val="20"/>
-        </w:rPr>
-        <w:t>"</w:t>
-      </w:r>
-      <w:r>
-        <w:rPr>
-          <w:rFonts w:ascii="Courier New" w:eastAsia="Courier New" w:hAnsi="Courier New" w:cs="Courier New"/>
-          <w:color w:val="403F53"/>
-          <w:sz w:val="20"/>
-          <w:szCs w:val="20"/>
-        </w:rPr>
-        <w:t xml:space="preserve">: </w:t>
-      </w:r>
-      <w:r>
-        <w:rPr>
-          <w:rFonts w:ascii="Courier New" w:eastAsia="Courier New" w:hAnsi="Courier New" w:cs="Courier New"/>
-          <w:color w:val="111111"/>
-          <w:sz w:val="20"/>
-          <w:szCs w:val="20"/>
-        </w:rPr>
-        <w:t>"</w:t>
-      </w:r>
-      <w:r>
-        <w:rPr>
-          <w:rFonts w:ascii="Courier New" w:eastAsia="Courier New" w:hAnsi="Courier New" w:cs="Courier New"/>
-          <w:color w:val="C789D6"/>
-          <w:sz w:val="20"/>
-          <w:szCs w:val="20"/>
-        </w:rPr>
-        <w:t>2023-04-06T06:57:15.491Z</w:t>
-      </w:r>
-      <w:r>
-        <w:rPr>
-          <w:rFonts w:ascii="Courier New" w:eastAsia="Courier New" w:hAnsi="Courier New" w:cs="Courier New"/>
-          <w:color w:val="111111"/>
-          <w:sz w:val="20"/>
-          <w:szCs w:val="20"/>
-        </w:rPr>
-        <w:t>"</w:t>
-      </w:r>
-      <w:r>
-        <w:rPr>
-          <w:rFonts w:ascii="Courier New" w:eastAsia="Courier New" w:hAnsi="Courier New" w:cs="Courier New"/>
-          <w:color w:val="403F53"/>
-          <w:sz w:val="20"/>
-          <w:szCs w:val="20"/>
-        </w:rPr>
-        <w:t>,</w:t>
-      </w:r>
-    </w:p>
-    <w:p>
-      <w:pPr>
-        <w:shd w:val="clear" w:color="auto" w:fill="FBFBFB"/>
-        <w:spacing w:line="240" w:lineRule="auto"/>
-        <w:ind w:left="1440" w:firstLine="180"/>
-        <w:rPr>
-          <w:rFonts w:ascii="Courier New" w:eastAsia="Courier New" w:hAnsi="Courier New" w:cs="Courier New"/>
-          <w:color w:val="403F53"/>
-          <w:sz w:val="20"/>
-          <w:szCs w:val="20"/>
-        </w:rPr>
-      </w:pPr>
-      <w:r>
-        <w:rPr>
-          <w:rFonts w:ascii="Courier New" w:eastAsia="Courier New" w:hAnsi="Courier New" w:cs="Courier New"/>
-          <w:color w:val="403F53"/>
-          <w:sz w:val="20"/>
-          <w:szCs w:val="20"/>
-        </w:rPr>
-        <w:t xml:space="preserve">    </w:t>
-      </w:r>
-      <w:r>
-        <w:rPr>
-          <w:rFonts w:ascii="Courier New" w:eastAsia="Courier New" w:hAnsi="Courier New" w:cs="Courier New"/>
-          <w:color w:val="0C969B"/>
-          <w:sz w:val="20"/>
-          <w:szCs w:val="20"/>
-        </w:rPr>
-        <w:t>"</w:t>
-      </w:r>
-      <w:proofErr w:type="spellStart"/>
-      <w:r>
-        <w:rPr>
-          <w:rFonts w:ascii="Courier New" w:eastAsia="Courier New" w:hAnsi="Courier New" w:cs="Courier New"/>
-          <w:color w:val="0C969B"/>
-          <w:sz w:val="20"/>
-          <w:szCs w:val="20"/>
-        </w:rPr>
-        <w:t>macAddress</w:t>
-      </w:r>
-      <w:proofErr w:type="spellEnd"/>
-      <w:r>
-        <w:rPr>
-          <w:rFonts w:ascii="Courier New" w:eastAsia="Courier New" w:hAnsi="Courier New" w:cs="Courier New"/>
-          <w:color w:val="0C969B"/>
-          <w:sz w:val="20"/>
-          <w:szCs w:val="20"/>
-        </w:rPr>
-        <w:t>"</w:t>
-      </w:r>
-      <w:r>
-        <w:rPr>
-          <w:rFonts w:ascii="Courier New" w:eastAsia="Courier New" w:hAnsi="Courier New" w:cs="Courier New"/>
-          <w:color w:val="403F53"/>
-          <w:sz w:val="20"/>
-          <w:szCs w:val="20"/>
-        </w:rPr>
-        <w:t xml:space="preserve">: </w:t>
-      </w:r>
-      <w:r>
-        <w:rPr>
-          <w:rFonts w:ascii="Courier New" w:eastAsia="Courier New" w:hAnsi="Courier New" w:cs="Courier New"/>
-          <w:color w:val="111111"/>
-          <w:sz w:val="20"/>
-          <w:szCs w:val="20"/>
-        </w:rPr>
-        <w:t>"</w:t>
-      </w:r>
-      <w:r>
-        <w:rPr>
-          <w:rFonts w:ascii="Courier New" w:eastAsia="Courier New" w:hAnsi="Courier New" w:cs="Courier New"/>
-          <w:color w:val="C789D6"/>
-          <w:sz w:val="20"/>
-          <w:szCs w:val="20"/>
-        </w:rPr>
-        <w:t>00:30:5</w:t>
-      </w:r>
-      <w:proofErr w:type="gramStart"/>
-      <w:r>
-        <w:rPr>
-          <w:rFonts w:ascii="Courier New" w:eastAsia="Courier New" w:hAnsi="Courier New" w:cs="Courier New"/>
-          <w:color w:val="C789D6"/>
-          <w:sz w:val="20"/>
-          <w:szCs w:val="20"/>
-        </w:rPr>
-        <w:t>d:a</w:t>
-      </w:r>
-      <w:proofErr w:type="gramEnd"/>
-      <w:r>
-        <w:rPr>
-          <w:rFonts w:ascii="Courier New" w:eastAsia="Courier New" w:hAnsi="Courier New" w:cs="Courier New"/>
-          <w:color w:val="C789D6"/>
-          <w:sz w:val="20"/>
-          <w:szCs w:val="20"/>
-        </w:rPr>
-        <w:t>7:b3:ee</w:t>
+        <w:t>00:30:5d:a7:b3:ee</w:t>
       </w:r>
       <w:r>
         <w:rPr>
@@ -6888,17 +6656,12 @@
         <w:t xml:space="preserve">The Database return array: </w:t>
       </w:r>
       <w:proofErr w:type="spellStart"/>
-      <w:proofErr w:type="gramStart"/>
       <w:r>
         <w:t>currentNodes</w:t>
       </w:r>
       <w:proofErr w:type="spellEnd"/>
       <w:r>
-        <w:t>[</w:t>
-      </w:r>
-      <w:proofErr w:type="gramEnd"/>
-      <w:r>
-        <w:t>]</w:t>
+        <w:t>[]</w:t>
       </w:r>
     </w:p>
     <w:p>
@@ -7650,10 +7413,7 @@
         <w:ind w:left="1260" w:hanging="180"/>
       </w:pPr>
       <w:r>
-        <w:t xml:space="preserve">The Backend queries the Database to get a </w:t>
-      </w:r>
-      <w:r>
-        <w:t>list of ROS nodes that were saved</w:t>
+        <w:t>The Backend queries the Database to get a list of ROS nodes that were saved</w:t>
       </w:r>
     </w:p>
     <w:p>
@@ -7669,7 +7429,6 @@
         <w:t xml:space="preserve">The Database return array: </w:t>
       </w:r>
       <w:proofErr w:type="spellStart"/>
-      <w:proofErr w:type="gramStart"/>
       <w:r>
         <w:rPr>
           <w:b/>
@@ -7681,14 +7440,7 @@
         <w:rPr>
           <w:b/>
         </w:rPr>
-        <w:t>[</w:t>
-      </w:r>
-      <w:proofErr w:type="gramEnd"/>
-      <w:r>
-        <w:rPr>
-          <w:b/>
-        </w:rPr>
-        <w:t>]</w:t>
+        <w:t>[]</w:t>
       </w:r>
     </w:p>
     <w:p>
@@ -7830,7 +7582,6 @@
         <w:t xml:space="preserve">The Agent replies with </w:t>
       </w:r>
       <w:proofErr w:type="spellStart"/>
-      <w:proofErr w:type="gramStart"/>
       <w:r>
         <w:rPr>
           <w:b/>
@@ -7842,14 +7593,7 @@
         <w:rPr>
           <w:b/>
         </w:rPr>
-        <w:t>[</w:t>
-      </w:r>
-      <w:proofErr w:type="gramEnd"/>
-      <w:r>
-        <w:rPr>
-          <w:b/>
-        </w:rPr>
-        <w:t>]</w:t>
+        <w:t>[]</w:t>
       </w:r>
       <w:r>
         <w:t xml:space="preserve"> to the Backend</w:t>
@@ -9492,7 +9236,6 @@
         <w:t xml:space="preserve">The Frontend shows 2 lists of ROS nodes: </w:t>
       </w:r>
       <w:proofErr w:type="spellStart"/>
-      <w:proofErr w:type="gramStart"/>
       <w:r>
         <w:rPr>
           <w:b/>
@@ -9504,14 +9247,7 @@
         <w:rPr>
           <w:b/>
         </w:rPr>
-        <w:t>[</w:t>
-      </w:r>
-      <w:proofErr w:type="gramEnd"/>
-      <w:r>
-        <w:rPr>
-          <w:b/>
-        </w:rPr>
-        <w:t>]</w:t>
+        <w:t>[]</w:t>
       </w:r>
       <w:r>
         <w:t xml:space="preserve"> (from the Database) and </w:t>
@@ -10360,10 +10096,7 @@
         <w:ind w:hanging="179"/>
       </w:pPr>
       <w:r>
-        <w:t xml:space="preserve">Similar </w:t>
-      </w:r>
-      <w:r>
-        <w:t xml:space="preserve">to </w:t>
+        <w:t xml:space="preserve">Similar to </w:t>
       </w:r>
       <w:r>
         <w:rPr>
@@ -12130,10 +11863,7 @@
         <w:t xml:space="preserve"> {access-token}</w:t>
       </w:r>
       <w:r>
-        <w:t xml:space="preserve"> (</w:t>
-      </w:r>
-      <w:r>
-        <w:t>generated when login)</w:t>
+        <w:t xml:space="preserve"> (generated when login)</w:t>
       </w:r>
     </w:p>
     <w:p>
@@ -15806,16 +15536,7 @@
           <w:sz w:val="21"/>
           <w:szCs w:val="21"/>
         </w:rPr>
-        <w:t>/</w:t>
-      </w:r>
-      <w:r>
-        <w:rPr>
-          <w:rFonts w:ascii="Courier New" w:eastAsia="Courier New" w:hAnsi="Courier New" w:cs="Courier New"/>
-          <w:color w:val="C96765"/>
-          <w:sz w:val="21"/>
-          <w:szCs w:val="21"/>
-        </w:rPr>
-        <w:t>{</w:t>
+        <w:t>/{</w:t>
       </w:r>
       <w:proofErr w:type="spellStart"/>
       <w:r>
@@ -18712,51 +18433,31 @@
         <w:rPr>
           <w:b/>
         </w:rPr>
-        <w:t xml:space="preserve"> BACKE</w:t>
-      </w:r>
+        <w:t xml:space="preserve"> BACKEND_HOST</w:t>
+      </w:r>
+      <w:r>
+        <w:t xml:space="preserve"> in the environment file </w:t>
+      </w:r>
+      <w:proofErr w:type="spellStart"/>
       <w:r>
         <w:rPr>
           <w:b/>
         </w:rPr>
-        <w:t>ND_HOST</w:t>
-      </w:r>
-      <w:r>
-        <w:t xml:space="preserve"> in the environment file </w:t>
-      </w:r>
-      <w:proofErr w:type="spellStart"/>
+        <w:t>nrc_av_ops</w:t>
+      </w:r>
+      <w:proofErr w:type="spellEnd"/>
       <w:r>
         <w:rPr>
           <w:b/>
         </w:rPr>
-        <w:t>nrc_av_ops</w:t>
-      </w:r>
-      <w:proofErr w:type="spellEnd"/>
+        <w:t>/production/.</w:t>
+      </w:r>
+      <w:proofErr w:type="spellStart"/>
       <w:r>
         <w:rPr>
           <w:b/>
         </w:rPr>
-        <w:t>/production</w:t>
-      </w:r>
-      <w:proofErr w:type="gramStart"/>
-      <w:r>
-        <w:rPr>
-          <w:b/>
-        </w:rPr>
-        <w:t>/.</w:t>
-      </w:r>
-      <w:proofErr w:type="spellStart"/>
-      <w:r>
-        <w:rPr>
-          <w:b/>
-        </w:rPr>
-        <w:t>env</w:t>
-      </w:r>
-      <w:proofErr w:type="gramEnd"/>
-      <w:r>
-        <w:rPr>
-          <w:b/>
-        </w:rPr>
-        <w:t>.production</w:t>
+        <w:t>env.production</w:t>
       </w:r>
       <w:proofErr w:type="spellEnd"/>
       <w:r>
@@ -18795,23 +18496,13 @@
           <w:szCs w:val="20"/>
         </w:rPr>
       </w:pPr>
-      <w:proofErr w:type="gramStart"/>
-      <w:r>
-        <w:rPr>
-          <w:rFonts w:ascii="Courier New" w:eastAsia="Courier New" w:hAnsi="Courier New" w:cs="Courier New"/>
-          <w:sz w:val="20"/>
-          <w:szCs w:val="20"/>
-        </w:rPr>
-        <w:t>cd .</w:t>
-      </w:r>
-      <w:proofErr w:type="gramEnd"/>
-      <w:r>
-        <w:rPr>
-          <w:rFonts w:ascii="Courier New" w:eastAsia="Courier New" w:hAnsi="Courier New" w:cs="Courier New"/>
-          <w:sz w:val="20"/>
-          <w:szCs w:val="20"/>
-        </w:rPr>
-        <w:t>/</w:t>
+      <w:r>
+        <w:rPr>
+          <w:rFonts w:ascii="Courier New" w:eastAsia="Courier New" w:hAnsi="Courier New" w:cs="Courier New"/>
+          <w:sz w:val="20"/>
+          <w:szCs w:val="20"/>
+        </w:rPr>
+        <w:t>cd ./</w:t>
       </w:r>
       <w:proofErr w:type="spellStart"/>
       <w:r>
@@ -18875,23 +18566,13 @@
         <w:spacing w:after="240" w:line="348" w:lineRule="auto"/>
         <w:ind w:left="360"/>
       </w:pPr>
-      <w:proofErr w:type="gramStart"/>
-      <w:r>
-        <w:rPr>
-          <w:rFonts w:ascii="Courier New" w:eastAsia="Courier New" w:hAnsi="Courier New" w:cs="Courier New"/>
-          <w:sz w:val="20"/>
-          <w:szCs w:val="20"/>
-        </w:rPr>
-        <w:t>cd .</w:t>
-      </w:r>
-      <w:proofErr w:type="gramEnd"/>
-      <w:r>
-        <w:rPr>
-          <w:rFonts w:ascii="Courier New" w:eastAsia="Courier New" w:hAnsi="Courier New" w:cs="Courier New"/>
-          <w:sz w:val="20"/>
-          <w:szCs w:val="20"/>
-        </w:rPr>
-        <w:t>/production</w:t>
+      <w:r>
+        <w:rPr>
+          <w:rFonts w:ascii="Courier New" w:eastAsia="Courier New" w:hAnsi="Courier New" w:cs="Courier New"/>
+          <w:sz w:val="20"/>
+          <w:szCs w:val="20"/>
+        </w:rPr>
+        <w:t>cd ./production</w:t>
       </w:r>
     </w:p>
     <w:p>
@@ -18906,33 +18587,7 @@
           <w:szCs w:val="20"/>
         </w:rPr>
         <w:lastRenderedPageBreak/>
-        <w:t>docker-compose</w:t>
-      </w:r>
-      <w:r>
-        <w:rPr>
-          <w:rFonts w:ascii="Courier New" w:eastAsia="Courier New" w:hAnsi="Courier New" w:cs="Courier New"/>
-          <w:sz w:val="20"/>
-          <w:szCs w:val="20"/>
-        </w:rPr>
-        <w:t xml:space="preserve"> --env-</w:t>
-      </w:r>
-      <w:proofErr w:type="gramStart"/>
-      <w:r>
-        <w:rPr>
-          <w:rFonts w:ascii="Courier New" w:eastAsia="Courier New" w:hAnsi="Courier New" w:cs="Courier New"/>
-          <w:sz w:val="20"/>
-          <w:szCs w:val="20"/>
-        </w:rPr>
-        <w:t>file .</w:t>
-      </w:r>
-      <w:proofErr w:type="gramEnd"/>
-      <w:r>
-        <w:rPr>
-          <w:rFonts w:ascii="Courier New" w:eastAsia="Courier New" w:hAnsi="Courier New" w:cs="Courier New"/>
-          <w:sz w:val="20"/>
-          <w:szCs w:val="20"/>
-        </w:rPr>
-        <w:t>/.</w:t>
+        <w:t>docker-compose --env-file ./.</w:t>
       </w:r>
       <w:proofErr w:type="spellStart"/>
       <w:r>
@@ -18982,28 +18637,14 @@
         <w:rPr>
           <w:b/>
         </w:rPr>
-        <w:t>production</w:t>
-      </w:r>
-      <w:proofErr w:type="gramStart"/>
+        <w:t>production/.</w:t>
+      </w:r>
+      <w:proofErr w:type="spellStart"/>
       <w:r>
         <w:rPr>
           <w:b/>
         </w:rPr>
-        <w:t>/.</w:t>
-      </w:r>
-      <w:proofErr w:type="spellStart"/>
-      <w:r>
-        <w:rPr>
-          <w:b/>
-        </w:rPr>
-        <w:t>env</w:t>
-      </w:r>
-      <w:proofErr w:type="gramEnd"/>
-      <w:r>
-        <w:rPr>
-          <w:b/>
-        </w:rPr>
-        <w:t>.production</w:t>
+        <w:t>env.production</w:t>
       </w:r>
       <w:proofErr w:type="spellEnd"/>
       <w:r>
@@ -19058,10 +18699,7 @@
         <w:ind w:left="90"/>
       </w:pPr>
       <w:r>
-        <w:t>Regarding the car agent application, to obtain its latest version, please visit: ssh://stash.ail-sv.com/nrc/nrc_av_ui, folder: releases, and branch: feature/FY22_SV_Dev</w:t>
-      </w:r>
-      <w:r>
-        <w:t xml:space="preserve">. </w:t>
+        <w:t xml:space="preserve">Regarding the car agent application, to obtain its latest version, please visit: ssh://stash.ail-sv.com/nrc/nrc_av_ui, folder: releases, and branch: feature/FY22_SV_Dev. </w:t>
       </w:r>
     </w:p>
     <w:p>
@@ -19074,10 +18712,7 @@
         <w:ind w:left="90"/>
       </w:pPr>
       <w:r>
-        <w:t>Car agent application is built using Electron. The application’s module versions, compilation process and setup instruction for running the software on a car computer are described below. These details are also available in the readme file of the repos</w:t>
-      </w:r>
-      <w:r>
-        <w:t xml:space="preserve">itory </w:t>
+        <w:t xml:space="preserve">Car agent application is built using Electron. The application’s module versions, compilation process and setup instruction for running the software on a car computer are described below. These details are also available in the readme file of the repository </w:t>
       </w:r>
       <w:proofErr w:type="spellStart"/>
       <w:r>
@@ -19203,35 +18838,120 @@
         <w:t xml:space="preserve">yarn </w:t>
       </w:r>
       <w:proofErr w:type="spellStart"/>
-      <w:proofErr w:type="gramStart"/>
       <w:r>
         <w:t>upgrade:dependencies</w:t>
       </w:r>
       <w:proofErr w:type="spellEnd"/>
-      <w:proofErr w:type="gramEnd"/>
     </w:p>
     <w:p>
       <w:pPr>
         <w:ind w:left="810"/>
       </w:pPr>
       <w:r>
+        <w:t>yarn install</w:t>
+      </w:r>
+    </w:p>
+    <w:p>
+      <w:pPr>
+        <w:ind w:left="810"/>
+      </w:pPr>
+      <w:r>
+        <w:rPr>
+          <w:color w:val="4FBE4F"/>
+        </w:rPr>
+        <w:t># Running the app</w:t>
+      </w:r>
+    </w:p>
+    <w:p>
+      <w:pPr>
+        <w:ind w:left="810"/>
+      </w:pPr>
+      <w:r>
+        <w:rPr>
+          <w:color w:val="4FBE4F"/>
+        </w:rPr>
+        <w:t># development - watch mode</w:t>
+      </w:r>
+    </w:p>
+    <w:p>
+      <w:pPr>
+        <w:ind w:left="810"/>
+      </w:pPr>
+      <w:r>
+        <w:t>yarn start</w:t>
+      </w:r>
+    </w:p>
+    <w:p>
+      <w:pPr>
+        <w:ind w:left="810"/>
+        <w:rPr>
+          <w:color w:val="4FBE4F"/>
+        </w:rPr>
+      </w:pPr>
+      <w:r>
+        <w:rPr>
+          <w:color w:val="4FBE4F"/>
+        </w:rPr>
+        <w:t># Linter</w:t>
+      </w:r>
+    </w:p>
+    <w:p>
+      <w:pPr>
+        <w:ind w:left="810"/>
+      </w:pPr>
+      <w:r>
+        <w:rPr>
+          <w:color w:val="4FBE4F"/>
+        </w:rPr>
+        <w:t># check for linter issues</w:t>
+      </w:r>
+    </w:p>
+    <w:p>
+      <w:pPr>
+        <w:ind w:left="810"/>
+      </w:pPr>
+      <w:r>
         <w:t xml:space="preserve">yarn </w:t>
       </w:r>
-      <w:proofErr w:type="gramStart"/>
-      <w:r>
-        <w:t>install</w:t>
-      </w:r>
-      <w:proofErr w:type="gramEnd"/>
+      <w:proofErr w:type="spellStart"/>
+      <w:r>
+        <w:t>lint:check</w:t>
+      </w:r>
+      <w:proofErr w:type="spellEnd"/>
     </w:p>
     <w:p>
       <w:pPr>
         <w:ind w:left="810"/>
       </w:pPr>
-      <w:r>
+    </w:p>
+    <w:p>
+      <w:pPr>
+        <w:ind w:left="810"/>
+      </w:pPr>
+      <w:r>
+        <w:t># check and fix linter issues</w:t>
+      </w:r>
+    </w:p>
+    <w:p>
+      <w:pPr>
+        <w:ind w:left="810"/>
+      </w:pPr>
+      <w:r>
+        <w:t>yarn lint</w:t>
+      </w:r>
+    </w:p>
+    <w:p>
+      <w:pPr>
+        <w:ind w:left="810"/>
         <w:rPr>
           <w:color w:val="4FBE4F"/>
         </w:rPr>
-        <w:t># Running the app</w:t>
+      </w:pPr>
+      <w:r>
+        <w:rPr>
+          <w:color w:val="4FBE4F"/>
+        </w:rPr>
+        <w:t># Formatter</w:t>
       </w:r>
     </w:p>
     <w:p>
@@ -19242,7 +18962,7 @@
         <w:rPr>
           <w:color w:val="4FBE4F"/>
         </w:rPr>
-        <w:t># development - watch mode</w:t>
+        <w:t># check for formatter issues</w:t>
       </w:r>
     </w:p>
     <w:p>
@@ -19250,109 +18970,13 @@
         <w:ind w:left="810"/>
       </w:pPr>
       <w:r>
-        <w:t>yarn start</w:t>
-      </w:r>
-    </w:p>
-    <w:p>
-      <w:pPr>
-        <w:ind w:left="810"/>
-        <w:rPr>
-          <w:color w:val="4FBE4F"/>
-        </w:rPr>
-      </w:pPr>
-      <w:r>
-        <w:rPr>
-          <w:color w:val="4FBE4F"/>
-        </w:rPr>
-        <w:t># Linter</w:t>
-      </w:r>
-    </w:p>
-    <w:p>
-      <w:pPr>
-        <w:ind w:left="810"/>
-      </w:pPr>
-      <w:r>
-        <w:rPr>
-          <w:color w:val="4FBE4F"/>
-        </w:rPr>
-        <w:t># check for linter issues</w:t>
-      </w:r>
-    </w:p>
-    <w:p>
-      <w:pPr>
-        <w:ind w:left="810"/>
-      </w:pPr>
-      <w:r>
         <w:t xml:space="preserve">yarn </w:t>
       </w:r>
       <w:proofErr w:type="spellStart"/>
-      <w:proofErr w:type="gramStart"/>
-      <w:r>
-        <w:t>lint:check</w:t>
-      </w:r>
-      <w:proofErr w:type="spellEnd"/>
-      <w:proofErr w:type="gramEnd"/>
-    </w:p>
-    <w:p>
-      <w:pPr>
-        <w:ind w:left="810"/>
-      </w:pPr>
-    </w:p>
-    <w:p>
-      <w:pPr>
-        <w:ind w:left="810"/>
-      </w:pPr>
-      <w:r>
-        <w:t># check and fix linter issues</w:t>
-      </w:r>
-    </w:p>
-    <w:p>
-      <w:pPr>
-        <w:ind w:left="810"/>
-      </w:pPr>
-      <w:r>
-        <w:t>yarn lint</w:t>
-      </w:r>
-    </w:p>
-    <w:p>
-      <w:pPr>
-        <w:ind w:left="810"/>
-        <w:rPr>
-          <w:color w:val="4FBE4F"/>
-        </w:rPr>
-      </w:pPr>
-      <w:r>
-        <w:rPr>
-          <w:color w:val="4FBE4F"/>
-        </w:rPr>
-        <w:t># Formatter</w:t>
-      </w:r>
-    </w:p>
-    <w:p>
-      <w:pPr>
-        <w:ind w:left="810"/>
-      </w:pPr>
-      <w:r>
-        <w:rPr>
-          <w:color w:val="4FBE4F"/>
-        </w:rPr>
-        <w:t># check for formatter issues</w:t>
-      </w:r>
-    </w:p>
-    <w:p>
-      <w:pPr>
-        <w:ind w:left="810"/>
-      </w:pPr>
-      <w:r>
-        <w:t xml:space="preserve">yarn </w:t>
-      </w:r>
-      <w:proofErr w:type="spellStart"/>
-      <w:proofErr w:type="gramStart"/>
       <w:r>
         <w:t>format:check</w:t>
       </w:r>
       <w:proofErr w:type="spellEnd"/>
-      <w:proofErr w:type="gramEnd"/>
     </w:p>
     <w:p>
       <w:pPr>
@@ -19412,12 +19036,10 @@
         <w:t xml:space="preserve">yarn </w:t>
       </w:r>
       <w:proofErr w:type="spellStart"/>
-      <w:proofErr w:type="gramStart"/>
       <w:r>
         <w:t>make:linux</w:t>
       </w:r>
       <w:proofErr w:type="spellEnd"/>
-      <w:proofErr w:type="gramEnd"/>
     </w:p>
     <w:p>
       <w:pPr>
@@ -19443,12 +19065,10 @@
         <w:t xml:space="preserve">yarn </w:t>
       </w:r>
       <w:proofErr w:type="spellStart"/>
-      <w:proofErr w:type="gramStart"/>
       <w:r>
         <w:t>make:win</w:t>
       </w:r>
       <w:proofErr w:type="spellEnd"/>
-      <w:proofErr w:type="gramEnd"/>
     </w:p>
     <w:p>
       <w:pPr>
@@ -19541,18 +19161,13 @@
       </w:r>
       <w:proofErr w:type="spellEnd"/>
       <w:r>
-        <w:t>-&lt;version</w:t>
-      </w:r>
-      <w:proofErr w:type="gramStart"/>
-      <w:r>
-        <w:t>&gt;.</w:t>
+        <w:t>-&lt;version&gt;.</w:t>
       </w:r>
       <w:proofErr w:type="spellStart"/>
       <w:r>
         <w:t>AppImage</w:t>
       </w:r>
       <w:proofErr w:type="spellEnd"/>
-      <w:proofErr w:type="gramEnd"/>
       <w:r>
         <w:t>" into anywhere you want</w:t>
       </w:r>
@@ -19583,18 +19198,13 @@
       </w:r>
       <w:proofErr w:type="spellEnd"/>
       <w:r>
-        <w:t>-&lt;version</w:t>
-      </w:r>
-      <w:proofErr w:type="gramStart"/>
-      <w:r>
-        <w:t>&gt;.</w:t>
+        <w:t>-&lt;version&gt;.</w:t>
       </w:r>
       <w:proofErr w:type="spellStart"/>
       <w:r>
         <w:t>AppImage</w:t>
       </w:r>
       <w:proofErr w:type="spellEnd"/>
-      <w:proofErr w:type="gramEnd"/>
       <w:r>
         <w:t>"</w:t>
       </w:r>
@@ -19616,12 +19226,10 @@
       <w:pPr>
         <w:ind w:left="1440"/>
       </w:pPr>
-      <w:proofErr w:type="gramStart"/>
       <w:r>
         <w:t>./</w:t>
       </w:r>
       <w:proofErr w:type="spellStart"/>
-      <w:proofErr w:type="gramEnd"/>
       <w:r>
         <w:t>Nissan_AV_Agent</w:t>
       </w:r>
@@ -19697,10 +19305,7 @@
       </w:pPr>
       <w:commentRangeStart w:id="21"/>
       <w:r>
-        <w:t>Step 1: Install ROS Melodic on Ubuntu 18.04 To install ROS Melodic on Ubun</w:t>
-      </w:r>
-      <w:r>
-        <w:t>tu 18.04, follow the installation instructions provided on the ROS Wiki page here</w:t>
+        <w:t>Step 1: Install ROS Melodic on Ubuntu 18.04 To install ROS Melodic on Ubuntu 18.04, follow the installation instructions provided on the ROS Wiki page here</w:t>
       </w:r>
       <w:commentRangeEnd w:id="21"/>
       <w:r>
@@ -19934,10 +19539,7 @@
       </w:r>
       <w:proofErr w:type="spellEnd"/>
       <w:r>
-        <w:t xml:space="preserve">’ project int the newly created workspace. Once you have cloned the project, you can build it </w:t>
-      </w:r>
-      <w:r>
-        <w:t>by navigating to the workspace directory and running the following commands:</w:t>
+        <w:t>’ project int the newly created workspace. Once you have cloned the project, you can build it by navigating to the workspace directory and running the following commands:</w:t>
       </w:r>
     </w:p>
     <w:p>
@@ -20010,10 +19612,7 @@
       </w:r>
       <w:proofErr w:type="spellEnd"/>
       <w:r>
-        <w:t>’ workspace. Once you have cloned the project, follow the instruction</w:t>
-      </w:r>
-      <w:r>
-        <w:t>s in Step 4 to build the project.</w:t>
+        <w:t>’ workspace. Once you have cloned the project, follow the instructions in Step 4 to build the project.</w:t>
       </w:r>
     </w:p>
     <w:p>
@@ -20026,44 +19625,106 @@
         <w:ind w:left="1080"/>
       </w:pPr>
       <w:r>
+        <w:t>Step 6: Install package "</w:t>
+      </w:r>
+      <w:proofErr w:type="spellStart"/>
+      <w:r>
+        <w:t>ros</w:t>
+      </w:r>
+      <w:proofErr w:type="spellEnd"/>
+      <w:r>
+        <w:t>-</w:t>
+      </w:r>
+      <w:r>
+        <w:t>melodic</w:t>
+      </w:r>
+      <w:r>
+        <w:t>-</w:t>
+      </w:r>
+      <w:proofErr w:type="spellStart"/>
+      <w:r>
+        <w:t>rosbridge</w:t>
+      </w:r>
+      <w:proofErr w:type="spellEnd"/>
+      <w:r>
+        <w:t>-server</w:t>
+      </w:r>
+      <w:r>
+        <w:t xml:space="preserve">" on Ubuntu </w:t>
+      </w:r>
+      <w:r>
+        <w:t>18</w:t>
+      </w:r>
+      <w:r>
+        <w:t>.04</w:t>
+      </w:r>
+    </w:p>
+    <w:p>
+      <w:pPr>
+        <w:ind w:left="1260"/>
+      </w:pPr>
+      <w:r>
+        <w:t>Run command:</w:t>
+      </w:r>
+    </w:p>
+    <w:p>
+      <w:pPr>
+        <w:ind w:left="1440"/>
+      </w:pPr>
+      <w:proofErr w:type="spellStart"/>
+      <w:r>
+        <w:t>sudo</w:t>
+      </w:r>
+      <w:proofErr w:type="spellEnd"/>
+      <w:r>
+        <w:t xml:space="preserve"> apt install </w:t>
+      </w:r>
+      <w:r>
+        <w:t xml:space="preserve">-y </w:t>
+      </w:r>
+      <w:proofErr w:type="spellStart"/>
+      <w:r>
+        <w:t>ros</w:t>
+      </w:r>
+      <w:proofErr w:type="spellEnd"/>
+      <w:r>
+        <w:t>-</w:t>
+      </w:r>
+      <w:r>
+        <w:t>melodic</w:t>
+      </w:r>
+      <w:r>
+        <w:t>-</w:t>
+      </w:r>
+      <w:proofErr w:type="spellStart"/>
+      <w:r>
+        <w:t>rosbridge</w:t>
+      </w:r>
+      <w:proofErr w:type="spellEnd"/>
+      <w:r>
+        <w:t>-server</w:t>
+      </w:r>
+    </w:p>
+    <w:p>
+      <w:pPr>
+        <w:ind w:left="1080"/>
+      </w:pPr>
+      <w:r>
         <w:t xml:space="preserve">Step </w:t>
       </w:r>
       <w:r>
-        <w:t>6</w:t>
+        <w:t>7</w:t>
       </w:r>
       <w:r>
         <w:t>: Install package "</w:t>
       </w:r>
       <w:proofErr w:type="spellStart"/>
       <w:r>
-        <w:t>ros</w:t>
-      </w:r>
-      <w:proofErr w:type="spellEnd"/>
-      <w:r>
-        <w:t>-</w:t>
-      </w:r>
-      <w:r>
-        <w:t>melodic</w:t>
-      </w:r>
-      <w:r>
-        <w:t>-</w:t>
-      </w:r>
-      <w:proofErr w:type="spellStart"/>
-      <w:r>
-        <w:t>rosbridge</w:t>
-      </w:r>
-      <w:proofErr w:type="spellEnd"/>
-      <w:r>
-        <w:t>-server</w:t>
-      </w:r>
-      <w:r>
-        <w:t xml:space="preserve">" on Ubuntu </w:t>
-      </w:r>
-      <w:r>
-        <w:t>18</w:t>
-      </w:r>
-      <w:r>
-        <w:t>.04</w:t>
+        <w:t>netcat</w:t>
+      </w:r>
+      <w:proofErr w:type="spellEnd"/>
+      <w:r>
+        <w:t>"</w:t>
       </w:r>
     </w:p>
     <w:p>
@@ -20086,30 +19747,14 @@
       <w:r>
         <w:t xml:space="preserve"> apt install </w:t>
       </w:r>
-      <w:proofErr w:type="spellStart"/>
-      <w:r>
-        <w:t>ros</w:t>
-      </w:r>
-      <w:proofErr w:type="spellEnd"/>
-      <w:r>
-        <w:t>-</w:t>
-      </w:r>
-      <w:bookmarkStart w:id="22" w:name="_GoBack"/>
-      <w:bookmarkEnd w:id="22"/>
-      <w:r>
-        <w:t>melodic</w:t>
-      </w:r>
-      <w:r>
-        <w:t>-</w:t>
-      </w:r>
-      <w:proofErr w:type="spellStart"/>
-      <w:r>
-        <w:t>rosbridge</w:t>
-      </w:r>
-      <w:proofErr w:type="spellEnd"/>
-      <w:r>
-        <w:t>-server</w:t>
-      </w:r>
+      <w:r>
+        <w:t xml:space="preserve">-y </w:t>
+      </w:r>
+      <w:proofErr w:type="spellStart"/>
+      <w:r>
+        <w:t>netcat</w:t>
+      </w:r>
+      <w:proofErr w:type="spellEnd"/>
     </w:p>
     <w:p>
       <w:pPr>
@@ -20168,10 +19813,7 @@
         <w:ind w:left="1080"/>
       </w:pPr>
       <w:r>
-        <w:t>Step 2: Once you have installed th</w:t>
-      </w:r>
-      <w:r>
-        <w:t>e ROS library, it’s important to verify that the ROS environment is configured correctly. You can do this by executing the following commands:</w:t>
+        <w:t>Step 2: Once you have installed the ROS library, it’s important to verify that the ROS environment is configured correctly. You can do this by executing the following commands:</w:t>
       </w:r>
     </w:p>
     <w:p>
@@ -20227,10 +19869,7 @@
       </w:r>
       <w:proofErr w:type="spellStart"/>
       <w:r>
-        <w:t>et</w:t>
-      </w:r>
-      <w:r>
-        <w:t>c</w:t>
+        <w:t>etc</w:t>
       </w:r>
       <w:proofErr w:type="spellEnd"/>
       <w:r>
@@ -20338,10 +19977,7 @@
         <w:ind w:left="1080"/>
       </w:pPr>
       <w:r>
-        <w:t>Step 3: Creat</w:t>
-      </w:r>
-      <w:r>
-        <w:t>e a new workspace for the project by running the following command:</w:t>
+        <w:t>Step 3: Create a new workspace for the project by running the following command:</w:t>
       </w:r>
     </w:p>
     <w:p>
@@ -20385,7 +20021,6 @@
         <w:ind w:left="1080"/>
       </w:pPr>
       <w:r>
-        <w:lastRenderedPageBreak/>
         <w:t>Step 4: Clone the ‘</w:t>
       </w:r>
       <w:proofErr w:type="spellStart"/>
@@ -20514,32 +20149,88 @@
         <w:ind w:left="1080"/>
       </w:pPr>
       <w:r>
+        <w:t>Step 7: Install package "</w:t>
+      </w:r>
+      <w:proofErr w:type="spellStart"/>
+      <w:r>
+        <w:t>ros</w:t>
+      </w:r>
+      <w:proofErr w:type="spellEnd"/>
+      <w:r>
+        <w:t>-noetic-</w:t>
+      </w:r>
+      <w:proofErr w:type="spellStart"/>
+      <w:r>
+        <w:t>rosbridge</w:t>
+      </w:r>
+      <w:proofErr w:type="spellEnd"/>
+      <w:r>
+        <w:t>-server</w:t>
+      </w:r>
+      <w:r>
+        <w:t>" on Ubuntu 20.04</w:t>
+      </w:r>
+    </w:p>
+    <w:p>
+      <w:pPr>
+        <w:ind w:left="1260"/>
+      </w:pPr>
+      <w:r>
+        <w:t>Run command:</w:t>
+      </w:r>
+    </w:p>
+    <w:p>
+      <w:pPr>
+        <w:ind w:left="1440"/>
+      </w:pPr>
+      <w:proofErr w:type="spellStart"/>
+      <w:r>
+        <w:t>sudo</w:t>
+      </w:r>
+      <w:proofErr w:type="spellEnd"/>
+      <w:r>
+        <w:t xml:space="preserve"> apt install </w:t>
+      </w:r>
+      <w:r>
+        <w:t xml:space="preserve">-y </w:t>
+      </w:r>
+      <w:proofErr w:type="spellStart"/>
+      <w:r>
+        <w:t>ros</w:t>
+      </w:r>
+      <w:proofErr w:type="spellEnd"/>
+      <w:r>
+        <w:t>-noetic-</w:t>
+      </w:r>
+      <w:proofErr w:type="spellStart"/>
+      <w:r>
+        <w:t>rosbridge</w:t>
+      </w:r>
+      <w:proofErr w:type="spellEnd"/>
+      <w:r>
+        <w:t>-server</w:t>
+      </w:r>
+    </w:p>
+    <w:p>
+      <w:pPr>
+        <w:ind w:left="1080"/>
+      </w:pPr>
+      <w:r>
         <w:t xml:space="preserve">Step </w:t>
       </w:r>
       <w:r>
-        <w:t>7</w:t>
+        <w:t>8</w:t>
       </w:r>
       <w:r>
         <w:t>: Install package "</w:t>
       </w:r>
       <w:proofErr w:type="spellStart"/>
       <w:r>
-        <w:t>ros</w:t>
-      </w:r>
-      <w:proofErr w:type="spellEnd"/>
-      <w:r>
-        <w:t>-noetic-</w:t>
-      </w:r>
-      <w:proofErr w:type="spellStart"/>
-      <w:r>
-        <w:t>rosbridge</w:t>
-      </w:r>
-      <w:proofErr w:type="spellEnd"/>
-      <w:r>
-        <w:t>-server</w:t>
-      </w:r>
-      <w:r>
-        <w:t>" on Ubuntu 20.04</w:t>
+        <w:t>netcat</w:t>
+      </w:r>
+      <w:proofErr w:type="spellEnd"/>
+      <w:r>
+        <w:t>"</w:t>
       </w:r>
     </w:p>
     <w:p>
@@ -20560,24 +20251,18 @@
       </w:r>
       <w:proofErr w:type="spellEnd"/>
       <w:r>
-        <w:t xml:space="preserve"> apt install </w:t>
-      </w:r>
-      <w:proofErr w:type="spellStart"/>
-      <w:r>
-        <w:t>ros</w:t>
-      </w:r>
-      <w:proofErr w:type="spellEnd"/>
-      <w:r>
-        <w:t>-noetic-</w:t>
-      </w:r>
-      <w:proofErr w:type="spellStart"/>
-      <w:r>
-        <w:t>rosbridge</w:t>
-      </w:r>
-      <w:proofErr w:type="spellEnd"/>
-      <w:r>
-        <w:t>-server</w:t>
-      </w:r>
+        <w:t xml:space="preserve"> apt install -y </w:t>
+      </w:r>
+      <w:proofErr w:type="spellStart"/>
+      <w:r>
+        <w:t>netcat</w:t>
+      </w:r>
+      <w:proofErr w:type="spellEnd"/>
+    </w:p>
+    <w:p>
+      <w:pPr>
+        <w:ind w:left="1440"/>
+      </w:pPr>
     </w:p>
     <w:p>
       <w:pPr>
@@ -20593,8 +20278,8 @@
         </w:numPr>
         <w:ind w:left="540" w:hanging="180"/>
       </w:pPr>
-      <w:bookmarkStart w:id="23" w:name="_im63fvyqr1nr" w:colFirst="0" w:colLast="0"/>
-      <w:bookmarkEnd w:id="23"/>
+      <w:bookmarkStart w:id="22" w:name="_im63fvyqr1nr" w:colFirst="0" w:colLast="0"/>
+      <w:bookmarkEnd w:id="22"/>
       <w:r>
         <w:t>Releases</w:t>
       </w:r>
@@ -20735,13 +20420,8 @@
               </w:rPr>
             </w:pPr>
             <w:r>
-              <w:t>Car Agent Application: Nissan_AV_Agent-0.0.</w:t>
+              <w:t>Car Agent Application: Nissan_AV_Agent-0.0.8.AppImage</w:t>
             </w:r>
-            <w:proofErr w:type="gramStart"/>
-            <w:r>
-              <w:t>8.AppImage</w:t>
-            </w:r>
-            <w:proofErr w:type="gramEnd"/>
           </w:p>
           <w:p>
             <w:pPr>
@@ -20789,10 +20469,7 @@
               <w:spacing w:line="240" w:lineRule="auto"/>
             </w:pPr>
             <w:r>
-              <w:t xml:space="preserve">User can add an interface by describing information of machines, commands, algorithms, sensors, and destinations. In this version of Car Agent application, it’s important to note that the application currently only supports launching a Python interface so </w:t>
-            </w:r>
-            <w:r>
-              <w:t>name of the added interface must match the filename of the Python interface.</w:t>
+              <w:t>User can add an interface by describing information of machines, commands, algorithms, sensors, and destinations. In this version of Car Agent application, it’s important to note that the application currently only supports launching a Python interface so name of the added interface must match the filename of the Python interface.</w:t>
             </w:r>
           </w:p>
           <w:p>
@@ -20812,10 +20489,7 @@
               <w:spacing w:line="240" w:lineRule="auto"/>
             </w:pPr>
             <w:r>
-              <w:t xml:space="preserve">User is able to choose a connected agent and input an interface name, which can then be launched and stopped as needed. Once the interface is launched, the user is able to view the status of the various machines, sensors, and algorithms. It’s worth noting </w:t>
-            </w:r>
-            <w:r>
-              <w:t>that, in this version, commands have not yet been implemented for interactions</w:t>
+              <w:t>User is able to choose a connected agent and input an interface name, which can then be launched and stopped as needed. Once the interface is launched, the user is able to view the status of the various machines, sensors, and algorithms. It’s worth noting that, in this version, commands have not yet been implemented for interactions</w:t>
             </w:r>
           </w:p>
         </w:tc>
@@ -20866,13 +20540,8 @@
               <w:spacing w:line="240" w:lineRule="auto"/>
             </w:pPr>
             <w:r>
-              <w:t>Car Agent Application: Nissan_AV_Agent-0.0.</w:t>
+              <w:t>Car Agent Application: Nissan_AV_Agent-0.0.9.AppImage</w:t>
             </w:r>
-            <w:proofErr w:type="gramStart"/>
-            <w:r>
-              <w:t>9.AppImage</w:t>
-            </w:r>
-            <w:proofErr w:type="gramEnd"/>
           </w:p>
           <w:p>
             <w:pPr>
@@ -20884,6 +20553,7 @@
               <w:spacing w:line="240" w:lineRule="auto"/>
             </w:pPr>
             <w:r>
+              <w:lastRenderedPageBreak/>
               <w:t>The Car Agent application now offers support for Ubuntu 20.04 and ROS Noetic.</w:t>
             </w:r>
           </w:p>
@@ -20919,10 +20589,7 @@
               <w:spacing w:line="240" w:lineRule="auto"/>
             </w:pPr>
             <w:r>
-              <w:t>User can edit or update the information of machines, commands, algor</w:t>
-            </w:r>
-            <w:r>
-              <w:t>ithms, sensors, and destinations of an existing interface.</w:t>
+              <w:t>User can edit or update the information of machines, commands, algorithms, sensors, and destinations of an existing interface.</w:t>
             </w:r>
           </w:p>
           <w:p>
@@ -20935,11 +20602,7 @@
               <w:spacing w:line="240" w:lineRule="auto"/>
             </w:pPr>
             <w:r>
-              <w:lastRenderedPageBreak/>
-              <w:t>User is able to choose an interface stored in database and launch it within the car agent. In this version of Car Agent application, it’s important to note that the application currently requires t</w:t>
-            </w:r>
-            <w:r>
-              <w:t>he interface name must exactly match the corresponding Python interface filename.</w:t>
+              <w:t>User is able to choose an interface stored in database and launch it within the car agent. In this version of Car Agent application, it’s important to note that the application currently requires the interface name must exactly match the corresponding Python interface filename.</w:t>
             </w:r>
           </w:p>
           <w:p>
@@ -21004,13 +20667,8 @@
               <w:spacing w:line="240" w:lineRule="auto"/>
             </w:pPr>
             <w:r>
-              <w:t>Car Agent Application: Nissan_AV_Agent-0.0.</w:t>
+              <w:t>Car Agent Application: Nissan_AV_Agent-0.0.10.AppImage</w:t>
             </w:r>
-            <w:proofErr w:type="gramStart"/>
-            <w:r>
-              <w:t>10.AppImage</w:t>
-            </w:r>
-            <w:proofErr w:type="gramEnd"/>
           </w:p>
           <w:p>
             <w:pPr>
@@ -21121,13 +20779,8 @@
               <w:spacing w:line="240" w:lineRule="auto"/>
             </w:pPr>
             <w:r>
-              <w:t>Car Agent Application: Nissan_AV_Agent-0.0.</w:t>
+              <w:t>Car Agent Application: Nissan_AV_Agent-0.0.11.AppImage</w:t>
             </w:r>
-            <w:proofErr w:type="gramStart"/>
-            <w:r>
-              <w:t>11.AppImage</w:t>
-            </w:r>
-            <w:proofErr w:type="gramEnd"/>
           </w:p>
           <w:p>
             <w:pPr>
@@ -21152,18 +20805,13 @@
               <w:spacing w:line="240" w:lineRule="auto"/>
             </w:pPr>
             <w:r>
-              <w:t xml:space="preserve">Reduce the </w:t>
-            </w:r>
-            <w:proofErr w:type="gramStart"/>
-            <w:r>
-              <w:t>“.</w:t>
+              <w:t>Reduce the “.</w:t>
             </w:r>
             <w:proofErr w:type="spellStart"/>
             <w:r>
               <w:t>AppImage</w:t>
             </w:r>
             <w:proofErr w:type="spellEnd"/>
-            <w:proofErr w:type="gramEnd"/>
             <w:r>
               <w:t xml:space="preserve">” bundle size </w:t>
             </w:r>
@@ -21183,7 +20831,7 @@
 </file>
 
 <file path=word/comments.xml><?xml version="1.0" encoding="utf-8"?>
-<w:comments xmlns:wpc="http://schemas.microsoft.com/office/word/2010/wordprocessingCanvas" xmlns:cx="http://schemas.microsoft.com/office/drawing/2014/chartex" xmlns:cx1="http://schemas.microsoft.com/office/drawing/2015/9/8/chartex" xmlns:cx2="http://schemas.microsoft.com/office/drawing/2015/10/21/chartex" xmlns:cx3="http://schemas.microsoft.com/office/drawing/2016/5/9/chartex" xmlns:cx4="http://schemas.microsoft.com/office/drawing/2016/5/10/chartex" xmlns:cx5="http://schemas.microsoft.com/office/drawing/2016/5/11/chartex" xmlns:cx6="http://schemas.microsoft.com/office/drawing/2016/5/12/chartex" xmlns:cx7="http://schemas.microsoft.com/office/drawing/2016/5/13/chartex" xmlns:cx8="http://schemas.microsoft.com/office/drawing/2016/5/14/chartex" xmlns:mc="http://schemas.openxmlformats.org/markup-compatibility/2006" xmlns:aink="http://schemas.microsoft.com/office/drawing/2016/ink" xmlns:am3d="http://schemas.microsoft.com/office/drawing/2017/model3d" xmlns:o="urn:schemas-microsoft-com:office:office" xmlns:r="http://schemas.openxmlformats.org/officeDocument/2006/relationships" xmlns:m="http://schemas.openxmlformats.org/officeDocument/2006/math" xmlns:v="urn:schemas-microsoft-com:vml" xmlns:wp14="http://schemas.microsoft.com/office/word/2010/wordprocessingDrawing" xmlns:wp="http://schemas.openxmlformats.org/drawingml/2006/wordprocessingDrawing" xmlns:w10="urn:schemas-microsoft-com:office:word" xmlns:w="http://schemas.openxmlformats.org/wordprocessingml/2006/main" xmlns:w14="http://schemas.microsoft.com/office/word/2010/wordml" xmlns:w15="http://schemas.microsoft.com/office/word/2012/wordml" xmlns:w16cid="http://schemas.microsoft.com/office/word/2016/wordml/cid" xmlns:w16se="http://schemas.microsoft.com/office/word/2015/wordml/symex" xmlns:wpg="http://schemas.microsoft.com/office/word/2010/wordprocessingGroup" xmlns:wpi="http://schemas.microsoft.com/office/word/2010/wordprocessingInk" xmlns:wne="http://schemas.microsoft.com/office/word/2006/wordml" xmlns:wps="http://schemas.microsoft.com/office/word/2010/wordprocessingShape" mc:Ignorable="w14 w15 w16se w16cid wp14">
+<w:comments xmlns:wpc="http://schemas.microsoft.com/office/word/2010/wordprocessingCanvas" xmlns:cx="http://schemas.microsoft.com/office/drawing/2014/chartex" xmlns:cx1="http://schemas.microsoft.com/office/drawing/2015/9/8/chartex" xmlns:cx2="http://schemas.microsoft.com/office/drawing/2015/10/21/chartex" xmlns:cx3="http://schemas.microsoft.com/office/drawing/2016/5/9/chartex" xmlns:cx4="http://schemas.microsoft.com/office/drawing/2016/5/10/chartex" xmlns:cx5="http://schemas.microsoft.com/office/drawing/2016/5/11/chartex" xmlns:cx6="http://schemas.microsoft.com/office/drawing/2016/5/12/chartex" xmlns:cx7="http://schemas.microsoft.com/office/drawing/2016/5/13/chartex" xmlns:cx8="http://schemas.microsoft.com/office/drawing/2016/5/14/chartex" xmlns:mc="http://schemas.openxmlformats.org/markup-compatibility/2006" xmlns:aink="http://schemas.microsoft.com/office/drawing/2016/ink" xmlns:am3d="http://schemas.microsoft.com/office/drawing/2017/model3d" xmlns:o="urn:schemas-microsoft-com:office:office" xmlns:oel="http://schemas.microsoft.com/office/2019/extlst" xmlns:r="http://schemas.openxmlformats.org/officeDocument/2006/relationships" xmlns:m="http://schemas.openxmlformats.org/officeDocument/2006/math" xmlns:v="urn:schemas-microsoft-com:vml" xmlns:wp14="http://schemas.microsoft.com/office/word/2010/wordprocessingDrawing" xmlns:wp="http://schemas.openxmlformats.org/drawingml/2006/wordprocessingDrawing" xmlns:w10="urn:schemas-microsoft-com:office:word" xmlns:w="http://schemas.openxmlformats.org/wordprocessingml/2006/main" xmlns:w14="http://schemas.microsoft.com/office/word/2010/wordml" xmlns:w15="http://schemas.microsoft.com/office/word/2012/wordml" xmlns:w16cex="http://schemas.microsoft.com/office/word/2018/wordml/cex" xmlns:w16cid="http://schemas.microsoft.com/office/word/2016/wordml/cid" xmlns:w16="http://schemas.microsoft.com/office/word/2018/wordml" xmlns:w16sdtdh="http://schemas.microsoft.com/office/word/2020/wordml/sdtdatahash" xmlns:w16se="http://schemas.microsoft.com/office/word/2015/wordml/symex" xmlns:wpg="http://schemas.microsoft.com/office/word/2010/wordprocessingGroup" xmlns:wpi="http://schemas.microsoft.com/office/word/2010/wordprocessingInk" xmlns:wne="http://schemas.microsoft.com/office/word/2006/wordml" xmlns:wps="http://schemas.microsoft.com/office/word/2010/wordprocessingShape" mc:Ignorable="w14 w15 w16se w16cid w16 w16cex w16sdtdh wp14">
   <w:comment w:id="10" w:author="Thanh Le Viet" w:date="2023-04-24T22:21:00Z" w:initials="">
     <w:p>
       <w:pPr>
@@ -21204,13 +20852,7 @@
         <w:rPr>
           <w:color w:val="000000"/>
         </w:rPr>
-        <w:t>Thanh: The team is currently developing a feature on the Web UI that enables users to create interfaces, replacing the need for Python interface files. Once the implementation is finished, we can make a build, allowing users to run Python interfaces via th</w:t>
-      </w:r>
-      <w:r>
-        <w:rPr>
-          <w:color w:val="000000"/>
-        </w:rPr>
-        <w:t>e web and view health status using the configured interface stored in the database.</w:t>
+        <w:t>Thanh: The team is currently developing a feature on the Web UI that enables users to create interfaces, replacing the need for Python interface files. Once the implementation is finished, we can make a build, allowing users to run Python interfaces via the web and view health status using the configured interface stored in the database.</w:t>
       </w:r>
     </w:p>
     <w:p>
@@ -21276,13 +20918,7 @@
         <w:rPr>
           <w:color w:val="000000"/>
         </w:rPr>
-        <w:t>, then Python interfaces obsolete. Once completed, a s</w:t>
-      </w:r>
-      <w:r>
-        <w:rPr>
-          <w:color w:val="000000"/>
-        </w:rPr>
-        <w:t>econd build will be made.</w:t>
+        <w:t>, then Python interfaces obsolete. Once completed, a second build will be made.</w:t>
       </w:r>
     </w:p>
   </w:comment>
@@ -21306,13 +20942,7 @@
         <w:rPr>
           <w:color w:val="000000"/>
         </w:rPr>
-        <w:t>Thanh: The identity key is generated by the module UUID, and it's not fixed across each call. The identity key is used to create a unique identifier during registration and is stored locally in the agent. This detail has been included in part II explanatio</w:t>
-      </w:r>
-      <w:r>
-        <w:rPr>
-          <w:color w:val="000000"/>
-        </w:rPr>
-        <w:t>n #2</w:t>
+        <w:t>Thanh: The identity key is generated by the module UUID, and it's not fixed across each call. The identity key is used to create a unique identifier during registration and is stored locally in the agent. This detail has been included in part II explanation #2</w:t>
       </w:r>
     </w:p>
   </w:comment>
@@ -21368,7 +20998,7 @@
 </file>
 
 <file path=word/commentsExtended.xml><?xml version="1.0" encoding="utf-8"?>
-<w15:commentsEx xmlns:wpc="http://schemas.microsoft.com/office/word/2010/wordprocessingCanvas" xmlns:cx="http://schemas.microsoft.com/office/drawing/2014/chartex" xmlns:cx1="http://schemas.microsoft.com/office/drawing/2015/9/8/chartex" xmlns:cx2="http://schemas.microsoft.com/office/drawing/2015/10/21/chartex" xmlns:cx3="http://schemas.microsoft.com/office/drawing/2016/5/9/chartex" xmlns:cx4="http://schemas.microsoft.com/office/drawing/2016/5/10/chartex" xmlns:cx5="http://schemas.microsoft.com/office/drawing/2016/5/11/chartex" xmlns:cx6="http://schemas.microsoft.com/office/drawing/2016/5/12/chartex" xmlns:cx7="http://schemas.microsoft.com/office/drawing/2016/5/13/chartex" xmlns:cx8="http://schemas.microsoft.com/office/drawing/2016/5/14/chartex" xmlns:mc="http://schemas.openxmlformats.org/markup-compatibility/2006" xmlns:aink="http://schemas.microsoft.com/office/drawing/2016/ink" xmlns:am3d="http://schemas.microsoft.com/office/drawing/2017/model3d" xmlns:o="urn:schemas-microsoft-com:office:office" xmlns:r="http://schemas.openxmlformats.org/officeDocument/2006/relationships" xmlns:m="http://schemas.openxmlformats.org/officeDocument/2006/math" xmlns:v="urn:schemas-microsoft-com:vml" xmlns:wp14="http://schemas.microsoft.com/office/word/2010/wordprocessingDrawing" xmlns:wp="http://schemas.openxmlformats.org/drawingml/2006/wordprocessingDrawing" xmlns:w10="urn:schemas-microsoft-com:office:word" xmlns:w="http://schemas.openxmlformats.org/wordprocessingml/2006/main" xmlns:w14="http://schemas.microsoft.com/office/word/2010/wordml" xmlns:w15="http://schemas.microsoft.com/office/word/2012/wordml" xmlns:w16cid="http://schemas.microsoft.com/office/word/2016/wordml/cid" xmlns:w16se="http://schemas.microsoft.com/office/word/2015/wordml/symex" xmlns:wpg="http://schemas.microsoft.com/office/word/2010/wordprocessingGroup" xmlns:wpi="http://schemas.microsoft.com/office/word/2010/wordprocessingInk" xmlns:wne="http://schemas.microsoft.com/office/word/2006/wordml" xmlns:wps="http://schemas.microsoft.com/office/word/2010/wordprocessingShape" mc:Ignorable="w14 w15 w16se w16cid wp14">
+<w15:commentsEx xmlns:wpc="http://schemas.microsoft.com/office/word/2010/wordprocessingCanvas" xmlns:cx="http://schemas.microsoft.com/office/drawing/2014/chartex" xmlns:cx1="http://schemas.microsoft.com/office/drawing/2015/9/8/chartex" xmlns:cx2="http://schemas.microsoft.com/office/drawing/2015/10/21/chartex" xmlns:cx3="http://schemas.microsoft.com/office/drawing/2016/5/9/chartex" xmlns:cx4="http://schemas.microsoft.com/office/drawing/2016/5/10/chartex" xmlns:cx5="http://schemas.microsoft.com/office/drawing/2016/5/11/chartex" xmlns:cx6="http://schemas.microsoft.com/office/drawing/2016/5/12/chartex" xmlns:cx7="http://schemas.microsoft.com/office/drawing/2016/5/13/chartex" xmlns:cx8="http://schemas.microsoft.com/office/drawing/2016/5/14/chartex" xmlns:mc="http://schemas.openxmlformats.org/markup-compatibility/2006" xmlns:aink="http://schemas.microsoft.com/office/drawing/2016/ink" xmlns:am3d="http://schemas.microsoft.com/office/drawing/2017/model3d" xmlns:o="urn:schemas-microsoft-com:office:office" xmlns:oel="http://schemas.microsoft.com/office/2019/extlst" xmlns:r="http://schemas.openxmlformats.org/officeDocument/2006/relationships" xmlns:m="http://schemas.openxmlformats.org/officeDocument/2006/math" xmlns:v="urn:schemas-microsoft-com:vml" xmlns:wp14="http://schemas.microsoft.com/office/word/2010/wordprocessingDrawing" xmlns:wp="http://schemas.openxmlformats.org/drawingml/2006/wordprocessingDrawing" xmlns:w10="urn:schemas-microsoft-com:office:word" xmlns:w="http://schemas.openxmlformats.org/wordprocessingml/2006/main" xmlns:w14="http://schemas.microsoft.com/office/word/2010/wordml" xmlns:w15="http://schemas.microsoft.com/office/word/2012/wordml" xmlns:w16cex="http://schemas.microsoft.com/office/word/2018/wordml/cex" xmlns:w16cid="http://schemas.microsoft.com/office/word/2016/wordml/cid" xmlns:w16="http://schemas.microsoft.com/office/word/2018/wordml" xmlns:w16sdtdh="http://schemas.microsoft.com/office/word/2020/wordml/sdtdatahash" xmlns:w16se="http://schemas.microsoft.com/office/word/2015/wordml/symex" xmlns:wpg="http://schemas.microsoft.com/office/word/2010/wordprocessingGroup" xmlns:wpi="http://schemas.microsoft.com/office/word/2010/wordprocessingInk" xmlns:wne="http://schemas.microsoft.com/office/word/2006/wordml" xmlns:wps="http://schemas.microsoft.com/office/word/2010/wordprocessingShape" mc:Ignorable="w14 w15 w16se w16cid w16 w16cex w16sdtdh wp14">
   <w15:commentEx w15:paraId="7CE91852" w15:done="0"/>
   <w15:commentEx w15:paraId="15570704" w15:done="0"/>
   <w15:commentEx w15:paraId="46B4D66E" w15:done="0"/>
@@ -21377,7 +21007,7 @@
 </file>
 
 <file path=word/commentsIds.xml><?xml version="1.0" encoding="utf-8"?>
-<w16cid:commentsIds xmlns:wpc="http://schemas.microsoft.com/office/word/2010/wordprocessingCanvas" xmlns:cx="http://schemas.microsoft.com/office/drawing/2014/chartex" xmlns:cx1="http://schemas.microsoft.com/office/drawing/2015/9/8/chartex" xmlns:cx2="http://schemas.microsoft.com/office/drawing/2015/10/21/chartex" xmlns:cx3="http://schemas.microsoft.com/office/drawing/2016/5/9/chartex" xmlns:cx4="http://schemas.microsoft.com/office/drawing/2016/5/10/chartex" xmlns:cx5="http://schemas.microsoft.com/office/drawing/2016/5/11/chartex" xmlns:cx6="http://schemas.microsoft.com/office/drawing/2016/5/12/chartex" xmlns:cx7="http://schemas.microsoft.com/office/drawing/2016/5/13/chartex" xmlns:cx8="http://schemas.microsoft.com/office/drawing/2016/5/14/chartex" xmlns:mc="http://schemas.openxmlformats.org/markup-compatibility/2006" xmlns:aink="http://schemas.microsoft.com/office/drawing/2016/ink" xmlns:am3d="http://schemas.microsoft.com/office/drawing/2017/model3d" xmlns:o="urn:schemas-microsoft-com:office:office" xmlns:r="http://schemas.openxmlformats.org/officeDocument/2006/relationships" xmlns:m="http://schemas.openxmlformats.org/officeDocument/2006/math" xmlns:v="urn:schemas-microsoft-com:vml" xmlns:wp14="http://schemas.microsoft.com/office/word/2010/wordprocessingDrawing" xmlns:wp="http://schemas.openxmlformats.org/drawingml/2006/wordprocessingDrawing" xmlns:w10="urn:schemas-microsoft-com:office:word" xmlns:w="http://schemas.openxmlformats.org/wordprocessingml/2006/main" xmlns:w14="http://schemas.microsoft.com/office/word/2010/wordml" xmlns:w15="http://schemas.microsoft.com/office/word/2012/wordml" xmlns:w16cid="http://schemas.microsoft.com/office/word/2016/wordml/cid" xmlns:w16se="http://schemas.microsoft.com/office/word/2015/wordml/symex" xmlns:wpg="http://schemas.microsoft.com/office/word/2010/wordprocessingGroup" xmlns:wpi="http://schemas.microsoft.com/office/word/2010/wordprocessingInk" xmlns:wne="http://schemas.microsoft.com/office/word/2006/wordml" xmlns:wps="http://schemas.microsoft.com/office/word/2010/wordprocessingShape" mc:Ignorable="w14 w15 w16se w16cid wp14">
+<w16cid:commentsIds xmlns:wpc="http://schemas.microsoft.com/office/word/2010/wordprocessingCanvas" xmlns:cx="http://schemas.microsoft.com/office/drawing/2014/chartex" xmlns:cx1="http://schemas.microsoft.com/office/drawing/2015/9/8/chartex" xmlns:cx2="http://schemas.microsoft.com/office/drawing/2015/10/21/chartex" xmlns:cx3="http://schemas.microsoft.com/office/drawing/2016/5/9/chartex" xmlns:cx4="http://schemas.microsoft.com/office/drawing/2016/5/10/chartex" xmlns:cx5="http://schemas.microsoft.com/office/drawing/2016/5/11/chartex" xmlns:cx6="http://schemas.microsoft.com/office/drawing/2016/5/12/chartex" xmlns:cx7="http://schemas.microsoft.com/office/drawing/2016/5/13/chartex" xmlns:cx8="http://schemas.microsoft.com/office/drawing/2016/5/14/chartex" xmlns:mc="http://schemas.openxmlformats.org/markup-compatibility/2006" xmlns:aink="http://schemas.microsoft.com/office/drawing/2016/ink" xmlns:am3d="http://schemas.microsoft.com/office/drawing/2017/model3d" xmlns:o="urn:schemas-microsoft-com:office:office" xmlns:oel="http://schemas.microsoft.com/office/2019/extlst" xmlns:r="http://schemas.openxmlformats.org/officeDocument/2006/relationships" xmlns:m="http://schemas.openxmlformats.org/officeDocument/2006/math" xmlns:v="urn:schemas-microsoft-com:vml" xmlns:wp14="http://schemas.microsoft.com/office/word/2010/wordprocessingDrawing" xmlns:wp="http://schemas.openxmlformats.org/drawingml/2006/wordprocessingDrawing" xmlns:w10="urn:schemas-microsoft-com:office:word" xmlns:w="http://schemas.openxmlformats.org/wordprocessingml/2006/main" xmlns:w14="http://schemas.microsoft.com/office/word/2010/wordml" xmlns:w15="http://schemas.microsoft.com/office/word/2012/wordml" xmlns:w16cex="http://schemas.microsoft.com/office/word/2018/wordml/cex" xmlns:w16cid="http://schemas.microsoft.com/office/word/2016/wordml/cid" xmlns:w16="http://schemas.microsoft.com/office/word/2018/wordml" xmlns:w16sdtdh="http://schemas.microsoft.com/office/word/2020/wordml/sdtdatahash" xmlns:w16se="http://schemas.microsoft.com/office/word/2015/wordml/symex" xmlns:wpg="http://schemas.microsoft.com/office/word/2010/wordprocessingGroup" xmlns:wpi="http://schemas.microsoft.com/office/word/2010/wordprocessingInk" xmlns:wne="http://schemas.microsoft.com/office/word/2006/wordml" xmlns:wps="http://schemas.microsoft.com/office/word/2010/wordprocessingShape" mc:Ignorable="w14 w15 w16se w16cid w16 w16cex w16sdtdh wp14">
   <w16cid:commentId w16cid:paraId="7CE91852" w16cid:durableId="28637BFB"/>
   <w16cid:commentId w16cid:paraId="15570704" w16cid:durableId="28637BFC"/>
   <w16cid:commentId w16cid:paraId="46B4D66E" w16cid:durableId="28637BFD"/>
@@ -21386,7 +21016,7 @@
 </file>
 
 <file path=word/numbering.xml><?xml version="1.0" encoding="utf-8"?>
-<w:numbering xmlns:wpc="http://schemas.microsoft.com/office/word/2010/wordprocessingCanvas" xmlns:cx="http://schemas.microsoft.com/office/drawing/2014/chartex" xmlns:cx1="http://schemas.microsoft.com/office/drawing/2015/9/8/chartex" xmlns:cx2="http://schemas.microsoft.com/office/drawing/2015/10/21/chartex" xmlns:cx3="http://schemas.microsoft.com/office/drawing/2016/5/9/chartex" xmlns:cx4="http://schemas.microsoft.com/office/drawing/2016/5/10/chartex" xmlns:cx5="http://schemas.microsoft.com/office/drawing/2016/5/11/chartex" xmlns:cx6="http://schemas.microsoft.com/office/drawing/2016/5/12/chartex" xmlns:cx7="http://schemas.microsoft.com/office/drawing/2016/5/13/chartex" xmlns:cx8="http://schemas.microsoft.com/office/drawing/2016/5/14/chartex" xmlns:mc="http://schemas.openxmlformats.org/markup-compatibility/2006" xmlns:aink="http://schemas.microsoft.com/office/drawing/2016/ink" xmlns:am3d="http://schemas.microsoft.com/office/drawing/2017/model3d" xmlns:o="urn:schemas-microsoft-com:office:office" xmlns:r="http://schemas.openxmlformats.org/officeDocument/2006/relationships" xmlns:m="http://schemas.openxmlformats.org/officeDocument/2006/math" xmlns:v="urn:schemas-microsoft-com:vml" xmlns:wp14="http://schemas.microsoft.com/office/word/2010/wordprocessingDrawing" xmlns:wp="http://schemas.openxmlformats.org/drawingml/2006/wordprocessingDrawing" xmlns:w10="urn:schemas-microsoft-com:office:word" xmlns:w="http://schemas.openxmlformats.org/wordprocessingml/2006/main" xmlns:w14="http://schemas.microsoft.com/office/word/2010/wordml" xmlns:w15="http://schemas.microsoft.com/office/word/2012/wordml" xmlns:w16cid="http://schemas.microsoft.com/office/word/2016/wordml/cid" xmlns:w16se="http://schemas.microsoft.com/office/word/2015/wordml/symex" xmlns:wpg="http://schemas.microsoft.com/office/word/2010/wordprocessingGroup" xmlns:wpi="http://schemas.microsoft.com/office/word/2010/wordprocessingInk" xmlns:wne="http://schemas.microsoft.com/office/word/2006/wordml" xmlns:wps="http://schemas.microsoft.com/office/word/2010/wordprocessingShape" mc:Ignorable="w14 w15 w16se w16cid wp14">
+<w:numbering xmlns:wpc="http://schemas.microsoft.com/office/word/2010/wordprocessingCanvas" xmlns:cx="http://schemas.microsoft.com/office/drawing/2014/chartex" xmlns:cx1="http://schemas.microsoft.com/office/drawing/2015/9/8/chartex" xmlns:cx2="http://schemas.microsoft.com/office/drawing/2015/10/21/chartex" xmlns:cx3="http://schemas.microsoft.com/office/drawing/2016/5/9/chartex" xmlns:cx4="http://schemas.microsoft.com/office/drawing/2016/5/10/chartex" xmlns:cx5="http://schemas.microsoft.com/office/drawing/2016/5/11/chartex" xmlns:cx6="http://schemas.microsoft.com/office/drawing/2016/5/12/chartex" xmlns:cx7="http://schemas.microsoft.com/office/drawing/2016/5/13/chartex" xmlns:cx8="http://schemas.microsoft.com/office/drawing/2016/5/14/chartex" xmlns:mc="http://schemas.openxmlformats.org/markup-compatibility/2006" xmlns:aink="http://schemas.microsoft.com/office/drawing/2016/ink" xmlns:am3d="http://schemas.microsoft.com/office/drawing/2017/model3d" xmlns:o="urn:schemas-microsoft-com:office:office" xmlns:oel="http://schemas.microsoft.com/office/2019/extlst" xmlns:r="http://schemas.openxmlformats.org/officeDocument/2006/relationships" xmlns:m="http://schemas.openxmlformats.org/officeDocument/2006/math" xmlns:v="urn:schemas-microsoft-com:vml" xmlns:wp14="http://schemas.microsoft.com/office/word/2010/wordprocessingDrawing" xmlns:wp="http://schemas.openxmlformats.org/drawingml/2006/wordprocessingDrawing" xmlns:w10="urn:schemas-microsoft-com:office:word" xmlns:w="http://schemas.openxmlformats.org/wordprocessingml/2006/main" xmlns:w14="http://schemas.microsoft.com/office/word/2010/wordml" xmlns:w15="http://schemas.microsoft.com/office/word/2012/wordml" xmlns:w16cex="http://schemas.microsoft.com/office/word/2018/wordml/cex" xmlns:w16cid="http://schemas.microsoft.com/office/word/2016/wordml/cid" xmlns:w16="http://schemas.microsoft.com/office/word/2018/wordml" xmlns:w16sdtdh="http://schemas.microsoft.com/office/word/2020/wordml/sdtdatahash" xmlns:w16se="http://schemas.microsoft.com/office/word/2015/wordml/symex" xmlns:wpg="http://schemas.microsoft.com/office/word/2010/wordprocessingGroup" xmlns:wpi="http://schemas.microsoft.com/office/word/2010/wordprocessingInk" xmlns:wne="http://schemas.microsoft.com/office/word/2006/wordml" xmlns:wps="http://schemas.microsoft.com/office/word/2010/wordprocessingShape" mc:Ignorable="w14 w15 w16se w16cid w16 w16cex w16sdtdh wp14">
   <w:abstractNum w:abstractNumId="0" w15:restartNumberingAfterBreak="0">
     <w:nsid w:val="05D43BF2"/>
     <w:multiLevelType w:val="multilevel"/>
@@ -22973,53 +22603,53 @@
       </w:rPr>
     </w:lvl>
   </w:abstractNum>
-  <w:num w:numId="1">
+  <w:num w:numId="1" w16cid:durableId="1806973340">
     <w:abstractNumId w:val="1"/>
   </w:num>
-  <w:num w:numId="2">
+  <w:num w:numId="2" w16cid:durableId="1473595624">
     <w:abstractNumId w:val="5"/>
   </w:num>
-  <w:num w:numId="3">
+  <w:num w:numId="3" w16cid:durableId="636373158">
     <w:abstractNumId w:val="9"/>
   </w:num>
-  <w:num w:numId="4">
+  <w:num w:numId="4" w16cid:durableId="1521550066">
     <w:abstractNumId w:val="4"/>
   </w:num>
-  <w:num w:numId="5">
+  <w:num w:numId="5" w16cid:durableId="1932810196">
     <w:abstractNumId w:val="2"/>
   </w:num>
-  <w:num w:numId="6">
+  <w:num w:numId="6" w16cid:durableId="889998884">
     <w:abstractNumId w:val="0"/>
   </w:num>
-  <w:num w:numId="7">
+  <w:num w:numId="7" w16cid:durableId="71125759">
     <w:abstractNumId w:val="12"/>
   </w:num>
-  <w:num w:numId="8">
+  <w:num w:numId="8" w16cid:durableId="703753389">
     <w:abstractNumId w:val="8"/>
   </w:num>
-  <w:num w:numId="9">
+  <w:num w:numId="9" w16cid:durableId="1974825100">
     <w:abstractNumId w:val="3"/>
   </w:num>
-  <w:num w:numId="10">
+  <w:num w:numId="10" w16cid:durableId="93866066">
     <w:abstractNumId w:val="13"/>
   </w:num>
-  <w:num w:numId="11">
+  <w:num w:numId="11" w16cid:durableId="196891813">
     <w:abstractNumId w:val="11"/>
   </w:num>
-  <w:num w:numId="12">
+  <w:num w:numId="12" w16cid:durableId="1127357085">
     <w:abstractNumId w:val="6"/>
   </w:num>
-  <w:num w:numId="13">
+  <w:num w:numId="13" w16cid:durableId="562445015">
     <w:abstractNumId w:val="7"/>
   </w:num>
-  <w:num w:numId="14">
+  <w:num w:numId="14" w16cid:durableId="1228880352">
     <w:abstractNumId w:val="10"/>
   </w:num>
 </w:numbering>
 </file>
 
 <file path=word/styles.xml><?xml version="1.0" encoding="utf-8"?>
-<w:styles xmlns:mc="http://schemas.openxmlformats.org/markup-compatibility/2006" xmlns:r="http://schemas.openxmlformats.org/officeDocument/2006/relationships" xmlns:w="http://schemas.openxmlformats.org/wordprocessingml/2006/main" xmlns:w14="http://schemas.microsoft.com/office/word/2010/wordml" xmlns:w15="http://schemas.microsoft.com/office/word/2012/wordml" xmlns:w16cid="http://schemas.microsoft.com/office/word/2016/wordml/cid" xmlns:w16se="http://schemas.microsoft.com/office/word/2015/wordml/symex" mc:Ignorable="w14 w15 w16se w16cid">
+<w:styles xmlns:mc="http://schemas.openxmlformats.org/markup-compatibility/2006" xmlns:r="http://schemas.openxmlformats.org/officeDocument/2006/relationships" xmlns:w="http://schemas.openxmlformats.org/wordprocessingml/2006/main" xmlns:w14="http://schemas.microsoft.com/office/word/2010/wordml" xmlns:w15="http://schemas.microsoft.com/office/word/2012/wordml" xmlns:w16cex="http://schemas.microsoft.com/office/word/2018/wordml/cex" xmlns:w16cid="http://schemas.microsoft.com/office/word/2016/wordml/cid" xmlns:w16="http://schemas.microsoft.com/office/word/2018/wordml" xmlns:w16sdtdh="http://schemas.microsoft.com/office/word/2020/wordml/sdtdatahash" xmlns:w16se="http://schemas.microsoft.com/office/word/2015/wordml/symex" mc:Ignorable="w14 w15 w16se w16cid w16 w16cex w16sdtdh">
   <w:docDefaults>
     <w:rPrDefault>
       <w:rPr>
@@ -23416,7 +23046,7 @@
   <w:style w:type="paragraph" w:default="1" w:styleId="Normal">
     <w:name w:val="Normal"/>
     <w:qFormat/>
-    <w:rsid w:val="00C32528"/>
+    <w:rsid w:val="0020448C"/>
   </w:style>
   <w:style w:type="paragraph" w:styleId="Heading1">
     <w:name w:val="heading 1"/>
